--- a/Admin/logbook.docx
+++ b/Admin/logbook.docx
@@ -276,21 +276,7 @@
         <w:rPr>
           <w:rFonts w:ascii="Calibri" w:hAnsi="Calibri" w:cs="Calibri"/>
         </w:rPr>
-        <w:t xml:space="preserve">No implementation </w:t>
-      </w:r>
-      <w:proofErr w:type="gramStart"/>
-      <w:r>
-        <w:rPr>
-          <w:rFonts w:ascii="Calibri" w:hAnsi="Calibri" w:cs="Calibri"/>
-        </w:rPr>
-        <w:t>work</w:t>
-      </w:r>
-      <w:proofErr w:type="gramEnd"/>
-      <w:r>
-        <w:rPr>
-          <w:rFonts w:ascii="Calibri" w:hAnsi="Calibri" w:cs="Calibri"/>
-        </w:rPr>
-        <w:t xml:space="preserve"> yet.</w:t>
+        <w:t>No implementation work yet.</w:t>
       </w:r>
     </w:p>
     <w:p>
@@ -474,21 +460,7 @@
         <w:rPr>
           <w:rFonts w:ascii="Calibri" w:hAnsi="Calibri" w:cs="Calibri"/>
         </w:rPr>
-        <w:t xml:space="preserve">No implementation </w:t>
-      </w:r>
-      <w:proofErr w:type="gramStart"/>
-      <w:r>
-        <w:rPr>
-          <w:rFonts w:ascii="Calibri" w:hAnsi="Calibri" w:cs="Calibri"/>
-        </w:rPr>
-        <w:t>work</w:t>
-      </w:r>
-      <w:proofErr w:type="gramEnd"/>
-      <w:r>
-        <w:rPr>
-          <w:rFonts w:ascii="Calibri" w:hAnsi="Calibri" w:cs="Calibri"/>
-        </w:rPr>
-        <w:t xml:space="preserve"> yet.</w:t>
+        <w:t>No implementation work yet.</w:t>
       </w:r>
     </w:p>
     <w:p>
@@ -569,16 +541,200 @@
           <w:rFonts w:ascii="Calibri" w:hAnsi="Calibri" w:cs="Calibri"/>
           <w:b/>
           <w:color w:val="C00000"/>
-          <w:sz w:val="32"/>
-        </w:rPr>
-      </w:pPr>
-      <w:r>
+        </w:rPr>
+      </w:pPr>
+      <w:r>
+        <w:rPr>
+          <w:rFonts w:ascii="Calibri" w:hAnsi="Calibri" w:cs="Calibri"/>
+          <w:b/>
+          <w:color w:val="C00000"/>
+        </w:rPr>
+        <w:t>Week 10: 04.03.26</w:t>
+      </w:r>
+    </w:p>
+    <w:p>
+      <w:pPr>
+        <w:rPr>
+          <w:rFonts w:ascii="Calibri" w:hAnsi="Calibri" w:cs="Calibri"/>
+          <w:b/>
+          <w:bCs/>
+          <w:i/>
+        </w:rPr>
+      </w:pPr>
+      <w:r>
+        <w:rPr>
+          <w:rFonts w:ascii="Calibri" w:hAnsi="Calibri" w:cs="Calibri"/>
+          <w:b/>
+          <w:bCs/>
+          <w:i/>
+        </w:rPr>
+        <w:t>Questions</w:t>
+      </w:r>
+    </w:p>
+    <w:p>
+      <w:pPr>
+        <w:rPr>
+          <w:rFonts w:ascii="Calibri" w:hAnsi="Calibri" w:cs="Calibri"/>
+        </w:rPr>
+      </w:pPr>
+      <w:r>
+        <w:rPr>
+          <w:rFonts w:ascii="Calibri" w:hAnsi="Calibri" w:cs="Calibri"/>
+        </w:rPr>
+        <w:t>Confusion about what to include in the project plan (projektaftale). Had a brief conversation with supervisor Tue and subsequently exchanged emails with Morten Mørup to clarify.</w:t>
+      </w:r>
+    </w:p>
+    <w:p>
+      <w:pPr>
+        <w:rPr>
+          <w:rFonts w:ascii="Calibri" w:hAnsi="Calibri" w:cs="Calibri"/>
+          <w:b/>
+          <w:bCs/>
+          <w:i/>
+        </w:rPr>
+      </w:pPr>
+      <w:r>
+        <w:rPr>
+          <w:rFonts w:ascii="Calibri" w:hAnsi="Calibri" w:cs="Calibri"/>
+          <w:b/>
+          <w:bCs/>
+          <w:i/>
+        </w:rPr>
+        <w:t>Reading, who and what</w:t>
+      </w:r>
+    </w:p>
+    <w:p>
+      <w:pPr>
+        <w:rPr>
+          <w:rFonts w:ascii="Calibri" w:hAnsi="Calibri" w:cs="Calibri"/>
+        </w:rPr>
+      </w:pPr>
+      <w:r>
+        <w:rPr>
+          <w:rFonts w:ascii="Calibri" w:hAnsi="Calibri" w:cs="Calibri"/>
+        </w:rPr>
+        <w:t>All members: Spent significant time researching and reading for the state of the art and introduction sections of the project plan.</w:t>
+      </w:r>
+    </w:p>
+    <w:p>
+      <w:pPr>
+        <w:rPr>
+          <w:rFonts w:ascii="Calibri" w:hAnsi="Calibri" w:cs="Calibri"/>
+          <w:b/>
+          <w:bCs/>
+          <w:i/>
+        </w:rPr>
+      </w:pPr>
+      <w:r>
+        <w:rPr>
+          <w:rFonts w:ascii="Calibri" w:hAnsi="Calibri" w:cs="Calibri"/>
+          <w:b/>
+          <w:bCs/>
+          <w:i/>
+        </w:rPr>
+        <w:t>Implementation, who and what</w:t>
+      </w:r>
+    </w:p>
+    <w:p>
+      <w:pPr>
+        <w:rPr>
+          <w:rFonts w:ascii="Calibri" w:hAnsi="Calibri" w:cs="Calibri"/>
+        </w:rPr>
+      </w:pPr>
+      <w:r>
+        <w:rPr>
+          <w:rFonts w:ascii="Calibri" w:hAnsi="Calibri" w:cs="Calibri"/>
+        </w:rPr>
+        <w:t>No implementation work this week – focus was on writing the project plan.</w:t>
+      </w:r>
+    </w:p>
+    <w:p>
+      <w:pPr>
+        <w:rPr>
+          <w:rFonts w:ascii="Calibri" w:hAnsi="Calibri" w:cs="Calibri"/>
+          <w:b/>
+          <w:bCs/>
+          <w:i/>
+        </w:rPr>
+      </w:pPr>
+      <w:r>
+        <w:rPr>
+          <w:rFonts w:ascii="Calibri" w:hAnsi="Calibri" w:cs="Calibri"/>
+          <w:b/>
+          <w:bCs/>
+          <w:i/>
+        </w:rPr>
+        <w:t>Results, who and what</w:t>
+      </w:r>
+    </w:p>
+    <w:p>
+      <w:pPr>
+        <w:rPr>
+          <w:rFonts w:ascii="Calibri" w:hAnsi="Calibri" w:cs="Calibri"/>
+        </w:rPr>
+      </w:pPr>
+      <w:r>
+        <w:rPr>
+          <w:rFonts w:ascii="Calibri" w:hAnsi="Calibri" w:cs="Calibri"/>
+        </w:rPr>
+        <w:t>Finalized the project plan (drafted individually from home beforehand, then reviewed and completed together during today’s meeting). Updated the project timeline in the Gantt chart. Incorporated research questions suggested by Tue into our own. Wrote the state of the art and introduction sections of the project plan (together).</w:t>
+      </w:r>
+    </w:p>
+    <w:p>
+      <w:pPr>
+        <w:rPr>
+          <w:rFonts w:ascii="Calibri" w:hAnsi="Calibri" w:cs="Calibri"/>
+          <w:b/>
+          <w:bCs/>
+          <w:i/>
+        </w:rPr>
+      </w:pPr>
+      <w:r>
+        <w:rPr>
+          <w:rFonts w:ascii="Calibri" w:hAnsi="Calibri" w:cs="Calibri"/>
+          <w:b/>
+          <w:bCs/>
+          <w:i/>
+        </w:rPr>
+        <w:t>Decisions</w:t>
+      </w:r>
+    </w:p>
+    <w:p>
+      <w:pPr>
+        <w:rPr>
+          <w:rFonts w:ascii="Calibri" w:hAnsi="Calibri" w:cs="Calibri"/>
+        </w:rPr>
+      </w:pPr>
+      <w:r>
+        <w:rPr>
+          <w:rFonts w:ascii="Calibri" w:hAnsi="Calibri" w:cs="Calibri"/>
+        </w:rPr>
+        <w:t>For the next meeting on Friday: Alone: Bertram analyses how to import the data, Oskar implements the different model architectures in the repository, and Fabian gets a general overview of the codebase. Together: aim to have a minimal working draft by Friday.</w:t>
+      </w:r>
+    </w:p>
+    <w:p>
+      <w:pPr>
+        <w:rPr>
+          <w:rFonts w:ascii="Calibri" w:hAnsi="Calibri" w:cs="Calibri"/>
+        </w:rPr>
+      </w:pPr>
+    </w:p>
+    <w:p>
+      <w:pPr>
         <w:rPr>
           <w:rFonts w:ascii="Calibri" w:hAnsi="Calibri" w:cs="Calibri"/>
           <w:b/>
           <w:color w:val="C00000"/>
           <w:sz w:val="32"/>
         </w:rPr>
+      </w:pPr>
+      <w:r>
+        <w:rPr>
+          <w:rFonts w:ascii="Calibri" w:hAnsi="Calibri" w:cs="Calibri"/>
+          <w:b/>
+          <w:color w:val="C00000"/>
+          <w:sz w:val="32"/>
+        </w:rPr>
         <w:t>Supervisor Meetings</w:t>
       </w:r>
     </w:p>
@@ -669,19 +825,7 @@
         <w:rPr>
           <w:rFonts w:ascii="Calibri" w:hAnsi="Calibri" w:cs="Calibri"/>
         </w:rPr>
-        <w:t>Agree on whether to focus on stocks, crypto, options, or another asset class. Prioritise getting a first draft model capable of doing some trading as soon as possible</w:t>
-      </w:r>
-      <w:r>
-        <w:rPr>
-          <w:rFonts w:ascii="Calibri" w:hAnsi="Calibri" w:cs="Calibri"/>
-        </w:rPr>
-        <w:t xml:space="preserve"> (not necessarily this week)</w:t>
-      </w:r>
-      <w:r>
-        <w:rPr>
-          <w:rFonts w:ascii="Calibri" w:hAnsi="Calibri" w:cs="Calibri"/>
-        </w:rPr>
-        <w:t>. Look into potential models and read the papers Tue sent.</w:t>
+        <w:t>Agree on whether to focus on stocks, crypto, options, or another asset class. Prioritise getting a first draft model capable of doing some trading as soon as possible (not necessarily this week). Look into potential models and read the papers Tue sent.</w:t>
       </w:r>
     </w:p>
     <w:p>

--- a/Admin/logbook.docx
+++ b/Admin/logbook.docx
@@ -710,6 +710,190 @@
           <w:rFonts w:ascii="Calibri" w:hAnsi="Calibri" w:cs="Calibri"/>
         </w:rPr>
         <w:t>For the next meeting on Friday: Alone: Bertram analyses how to import the data, Oskar implements the different model architectures in the repository, and Fabian gets a general overview of the codebase. Together: aim to have a minimal working draft by Friday.</w:t>
+      </w:r>
+    </w:p>
+    <w:p>
+      <w:pPr>
+        <w:rPr>
+          <w:rFonts w:ascii="Calibri" w:hAnsi="Calibri" w:cs="Calibri"/>
+        </w:rPr>
+      </w:pPr>
+    </w:p>
+    <w:p>
+      <w:pPr>
+        <w:rPr>
+          <w:rFonts w:ascii="Calibri" w:hAnsi="Calibri" w:cs="Calibri"/>
+          <w:b/>
+          <w:color w:val="C00000"/>
+        </w:rPr>
+      </w:pPr>
+      <w:r>
+        <w:rPr>
+          <w:rFonts w:ascii="Calibri" w:hAnsi="Calibri" w:cs="Calibri"/>
+          <w:b/>
+          <w:color w:val="C00000"/>
+        </w:rPr>
+        <w:t>Week 10: 06.03.26</w:t>
+      </w:r>
+    </w:p>
+    <w:p>
+      <w:pPr>
+        <w:rPr>
+          <w:rFonts w:ascii="Calibri" w:hAnsi="Calibri" w:cs="Calibri"/>
+          <w:b/>
+          <w:bCs/>
+          <w:i/>
+        </w:rPr>
+      </w:pPr>
+      <w:r>
+        <w:rPr>
+          <w:rFonts w:ascii="Calibri" w:hAnsi="Calibri" w:cs="Calibri"/>
+          <w:b/>
+          <w:bCs/>
+          <w:i/>
+        </w:rPr>
+        <w:t>Questions</w:t>
+      </w:r>
+    </w:p>
+    <w:p>
+      <w:pPr>
+        <w:rPr>
+          <w:rFonts w:ascii="Calibri" w:hAnsi="Calibri" w:cs="Calibri"/>
+        </w:rPr>
+      </w:pPr>
+      <w:r>
+        <w:rPr>
+          <w:rFonts w:ascii="Calibri" w:hAnsi="Calibri" w:cs="Calibri"/>
+        </w:rPr>
+        <w:t>Pipeline is working end-to-end but results are not optimal – need to investigate why. To be clarified with Tue: what the next step should be.</w:t>
+      </w:r>
+    </w:p>
+    <w:p>
+      <w:pPr>
+        <w:rPr>
+          <w:rFonts w:ascii="Calibri" w:hAnsi="Calibri" w:cs="Calibri"/>
+          <w:b/>
+          <w:bCs/>
+          <w:i/>
+        </w:rPr>
+      </w:pPr>
+      <w:r>
+        <w:rPr>
+          <w:rFonts w:ascii="Calibri" w:hAnsi="Calibri" w:cs="Calibri"/>
+          <w:b/>
+          <w:bCs/>
+          <w:i/>
+        </w:rPr>
+        <w:t>Reading, who and what</w:t>
+      </w:r>
+    </w:p>
+    <w:p>
+      <w:pPr>
+        <w:rPr>
+          <w:rFonts w:ascii="Calibri" w:hAnsi="Calibri" w:cs="Calibri"/>
+        </w:rPr>
+      </w:pPr>
+      <w:r>
+        <w:rPr>
+          <w:rFonts w:ascii="Calibri" w:hAnsi="Calibri" w:cs="Calibri"/>
+        </w:rPr>
+        <w:t>Fabian: Read the crypto paper to understand and implement the samplers (range and time bars).</w:t>
+      </w:r>
+    </w:p>
+    <w:p>
+      <w:pPr>
+        <w:rPr>
+          <w:rFonts w:ascii="Calibri" w:hAnsi="Calibri" w:cs="Calibri"/>
+          <w:b/>
+          <w:bCs/>
+          <w:i/>
+        </w:rPr>
+      </w:pPr>
+      <w:r>
+        <w:rPr>
+          <w:rFonts w:ascii="Calibri" w:hAnsi="Calibri" w:cs="Calibri"/>
+          <w:b/>
+          <w:bCs/>
+          <w:i/>
+        </w:rPr>
+        <w:t>Implementation, who and what</w:t>
+      </w:r>
+    </w:p>
+    <w:p>
+      <w:pPr>
+        <w:rPr>
+          <w:rFonts w:ascii="Calibri" w:hAnsi="Calibri" w:cs="Calibri"/>
+        </w:rPr>
+      </w:pPr>
+      <w:r>
+        <w:rPr>
+          <w:rFonts w:ascii="Calibri" w:hAnsi="Calibri" w:cs="Calibri"/>
+        </w:rPr>
+        <w:t>Fabian: Built samplers based on the crypto paper. Oskar: Prepared a ResNet model from home. Valdemar: Successfully streamed live data from the Yahoo Finance API. Together: Connected the project to WandB for experiment tracking, created a TSB (triple barrier) model, and got the full pipeline running end-to-end.</w:t>
+      </w:r>
+    </w:p>
+    <w:p>
+      <w:pPr>
+        <w:rPr>
+          <w:rFonts w:ascii="Calibri" w:hAnsi="Calibri" w:cs="Calibri"/>
+          <w:b/>
+          <w:bCs/>
+          <w:i/>
+        </w:rPr>
+      </w:pPr>
+      <w:r>
+        <w:rPr>
+          <w:rFonts w:ascii="Calibri" w:hAnsi="Calibri" w:cs="Calibri"/>
+          <w:b/>
+          <w:bCs/>
+          <w:i/>
+        </w:rPr>
+        <w:t>Results, who and what</w:t>
+      </w:r>
+    </w:p>
+    <w:p>
+      <w:pPr>
+        <w:rPr>
+          <w:rFonts w:ascii="Calibri" w:hAnsi="Calibri" w:cs="Calibri"/>
+        </w:rPr>
+      </w:pPr>
+      <w:r>
+        <w:rPr>
+          <w:rFonts w:ascii="Calibri" w:hAnsi="Calibri" w:cs="Calibri"/>
+        </w:rPr>
+        <w:t>The pipeline is now working but results are not optimal – the model’s outputs are currently not useful. WandB integration is functional for tracking training runs.</w:t>
+      </w:r>
+    </w:p>
+    <w:p>
+      <w:pPr>
+        <w:rPr>
+          <w:rFonts w:ascii="Calibri" w:hAnsi="Calibri" w:cs="Calibri"/>
+          <w:b/>
+          <w:bCs/>
+          <w:i/>
+        </w:rPr>
+      </w:pPr>
+      <w:r>
+        <w:rPr>
+          <w:rFonts w:ascii="Calibri" w:hAnsi="Calibri" w:cs="Calibri"/>
+          <w:b/>
+          <w:bCs/>
+          <w:i/>
+        </w:rPr>
+        <w:t>Decisions</w:t>
+      </w:r>
+    </w:p>
+    <w:p>
+      <w:pPr>
+        <w:rPr>
+          <w:rFonts w:ascii="Calibri" w:hAnsi="Calibri" w:cs="Calibri"/>
+        </w:rPr>
+      </w:pPr>
+      <w:r>
+        <w:rPr>
+          <w:rFonts w:ascii="Calibri" w:hAnsi="Calibri" w:cs="Calibri"/>
+        </w:rPr>
+        <w:t>Alone: Fabian continues work on the samplers (range bars and time bars). Oskar and Valdemar investigate why the model results are not useful. Together: increase transparency in other parts of the pipeline beyond just training by expanding WandB logging. Clarify next steps with Tue at the upcoming supervisor meeting.</w:t>
       </w:r>
     </w:p>
     <w:p>

--- a/Admin/logbook.docx
+++ b/Admin/logbook.docx
@@ -893,6 +893,7 @@
         <w:rPr>
           <w:rFonts w:ascii="Calibri" w:hAnsi="Calibri" w:cs="Calibri"/>
         </w:rPr>
+        <w:lastRenderedPageBreak/>
         <w:t>Alone: Fabian continues work on the samplers (range bars and time bars). Oskar and Valdemar investigate why the model results are not useful. Together: increase transparency in other parts of the pipeline beyond just training by expanding WandB logging. Clarify next steps with Tue at the upcoming supervisor meeting.</w:t>
       </w:r>
     </w:p>
@@ -1100,6 +1101,121 @@
           <w:rFonts w:ascii="Calibri" w:hAnsi="Calibri" w:cs="Calibri"/>
         </w:rPr>
         <w:t>Begin implementing the pipeline (data import, feature extraction, CUSUM sampling, triple barrier labelling). Start building the CNN model. Supervisor meetings scheduled for every Tuesday at 10:00 going forward.</w:t>
+      </w:r>
+    </w:p>
+    <w:p>
+      <w:pPr>
+        <w:rPr>
+          <w:rFonts w:ascii="Calibri" w:hAnsi="Calibri" w:cs="Calibri"/>
+          <w:b/>
+          <w:color w:val="C00000"/>
+        </w:rPr>
+      </w:pPr>
+      <w:r>
+        <w:rPr>
+          <w:rFonts w:ascii="Calibri" w:hAnsi="Calibri" w:cs="Calibri"/>
+          <w:b/>
+          <w:color w:val="C00000"/>
+        </w:rPr>
+        <w:t>Week 11: 10.03.26</w:t>
+      </w:r>
+    </w:p>
+    <w:p>
+      <w:pPr>
+        <w:rPr>
+          <w:rFonts w:ascii="Calibri" w:hAnsi="Calibri" w:cs="Calibri"/>
+          <w:b/>
+          <w:bCs/>
+          <w:i/>
+        </w:rPr>
+      </w:pPr>
+      <w:r>
+        <w:rPr>
+          <w:rFonts w:ascii="Calibri" w:hAnsi="Calibri" w:cs="Calibri"/>
+          <w:b/>
+          <w:bCs/>
+          <w:i/>
+          <w:iCs/>
+        </w:rPr>
+        <w:t>Presentation of results since last meeting</w:t>
+      </w:r>
+    </w:p>
+    <w:p>
+      <w:pPr>
+        <w:rPr>
+          <w:rFonts w:ascii="Calibri" w:hAnsi="Calibri" w:cs="Calibri"/>
+        </w:rPr>
+      </w:pPr>
+      <w:r>
+        <w:rPr>
+          <w:rFonts w:ascii="Calibri" w:hAnsi="Calibri" w:cs="Calibri"/>
+        </w:rPr>
+        <w:t xml:space="preserve">Oskar </w:t>
+      </w:r>
+      <w:r>
+        <w:rPr>
+          <w:rFonts w:ascii="Calibri" w:hAnsi="Calibri" w:cs="Calibri"/>
+        </w:rPr>
+        <w:t xml:space="preserve">Investigated why </w:t>
+      </w:r>
+      <w:proofErr w:type="spellStart"/>
+      <w:r>
+        <w:rPr>
+          <w:rFonts w:ascii="Calibri" w:hAnsi="Calibri" w:cs="Calibri"/>
+        </w:rPr>
+        <w:t>WandB</w:t>
+      </w:r>
+      <w:proofErr w:type="spellEnd"/>
+      <w:r>
+        <w:rPr>
+          <w:rFonts w:ascii="Calibri" w:hAnsi="Calibri" w:cs="Calibri"/>
+        </w:rPr>
+        <w:t xml:space="preserve"> results looked off. Discovered that all labels were equal to 1 (“hold”), caused by the barrier height being set to 1.5 </w:t>
+      </w:r>
+      <w:r>
+        <w:rPr>
+          <w:rFonts w:ascii="Calibri" w:hAnsi="Calibri" w:cs="Calibri"/>
+        </w:rPr>
+        <w:t>-</w:t>
+      </w:r>
+      <w:r>
+        <w:rPr>
+          <w:rFonts w:ascii="Calibri" w:hAnsi="Calibri" w:cs="Calibri"/>
+        </w:rPr>
+        <w:t xml:space="preserve"> too high for the FAANG stocks used in the experiment. The default interval of 1 day over 7 days also caused the model to overfit. Added more tickers to reduce overfitting. Currently reaching a maximum of 42% testing accuracy.</w:t>
+      </w:r>
+    </w:p>
+    <w:p>
+      <w:pPr>
+        <w:rPr>
+          <w:rFonts w:ascii="Calibri" w:hAnsi="Calibri" w:cs="Calibri"/>
+          <w:b/>
+          <w:bCs/>
+          <w:i/>
+        </w:rPr>
+      </w:pPr>
+      <w:r>
+        <w:rPr>
+          <w:rFonts w:ascii="Calibri" w:hAnsi="Calibri" w:cs="Calibri"/>
+          <w:b/>
+          <w:bCs/>
+          <w:i/>
+          <w:iCs/>
+        </w:rPr>
+        <w:t>Action points for next week</w:t>
+      </w:r>
+    </w:p>
+    <w:p>
+      <w:pPr>
+        <w:rPr>
+          <w:rFonts w:ascii="Calibri" w:hAnsi="Calibri" w:cs="Calibri"/>
+        </w:rPr>
+      </w:pPr>
+      <w:r>
+        <w:rPr>
+          <w:rFonts w:ascii="Calibri" w:hAnsi="Calibri" w:cs="Calibri"/>
+        </w:rPr>
+        <w:t>Begin writing the report with the following structure: Introduction, Related Work, Problem Framing, Data, Methods, Results. Start gathering and cross-validating results from version 0 and produce training statistics. After completing a draft of the report, continue with feature extraction as the first coding task. Choose one KPI to track model performance (e.g. profit, loss, or accuracy). Tue’s advice on using AI: use it for guidance but write the report and peer feedback yourself. In coding, focus on abstraction and data structure and use AI for the implementation itself. Split the repository into modules. Develop a heuristic for selecting stocks.</w:t>
       </w:r>
     </w:p>
     <w:p>

--- a/Admin/logbook.docx
+++ b/Admin/logbook.docx
@@ -910,16 +910,568 @@
           <w:rFonts w:ascii="Calibri" w:hAnsi="Calibri" w:cs="Calibri"/>
           <w:b/>
           <w:color w:val="C00000"/>
-          <w:sz w:val="32"/>
-        </w:rPr>
-      </w:pPr>
-      <w:r>
+        </w:rPr>
+      </w:pPr>
+      <w:r>
+        <w:rPr>
+          <w:rFonts w:ascii="Calibri" w:hAnsi="Calibri" w:cs="Calibri"/>
+          <w:b/>
+          <w:color w:val="C00000"/>
+        </w:rPr>
+        <w:t>Week 11: 11.03.26</w:t>
+      </w:r>
+    </w:p>
+    <w:p>
+      <w:pPr>
+        <w:rPr>
+          <w:rFonts w:ascii="Calibri" w:hAnsi="Calibri" w:cs="Calibri"/>
+          <w:b/>
+          <w:bCs/>
+          <w:i/>
+        </w:rPr>
+      </w:pPr>
+      <w:r>
+        <w:rPr>
+          <w:rFonts w:ascii="Calibri" w:hAnsi="Calibri" w:cs="Calibri"/>
+          <w:b/>
+          <w:bCs/>
+          <w:i/>
+        </w:rPr>
+        <w:t>Questions</w:t>
+      </w:r>
+    </w:p>
+    <w:p>
+      <w:pPr>
+        <w:rPr>
+          <w:rFonts w:ascii="Calibri" w:hAnsi="Calibri" w:cs="Calibri"/>
+        </w:rPr>
+      </w:pPr>
+      <w:r>
+        <w:rPr>
+          <w:rFonts w:ascii="Calibri" w:hAnsi="Calibri" w:cs="Calibri"/>
+        </w:rPr>
+        <w:t>No new questions this week.</w:t>
+      </w:r>
+    </w:p>
+    <w:p>
+      <w:pPr>
+        <w:rPr>
+          <w:rFonts w:ascii="Calibri" w:hAnsi="Calibri" w:cs="Calibri"/>
+          <w:b/>
+          <w:bCs/>
+          <w:i/>
+        </w:rPr>
+      </w:pPr>
+      <w:r>
+        <w:rPr>
+          <w:rFonts w:ascii="Calibri" w:hAnsi="Calibri" w:cs="Calibri"/>
+          <w:b/>
+          <w:bCs/>
+          <w:i/>
+        </w:rPr>
+        <w:t>Reading, who and what</w:t>
+      </w:r>
+    </w:p>
+    <w:p>
+      <w:pPr>
+        <w:rPr>
+          <w:rFonts w:ascii="Calibri" w:hAnsi="Calibri" w:cs="Calibri"/>
+        </w:rPr>
+      </w:pPr>
+      <w:r>
+        <w:rPr>
+          <w:rFonts w:ascii="Calibri" w:hAnsi="Calibri" w:cs="Calibri"/>
+        </w:rPr>
+        <w:t>Oskar: Read articles and relevant material in preparation for writing the method section of the midway report.</w:t>
+      </w:r>
+    </w:p>
+    <w:p>
+      <w:pPr>
+        <w:rPr>
+          <w:rFonts w:ascii="Calibri" w:hAnsi="Calibri" w:cs="Calibri"/>
+          <w:b/>
+          <w:bCs/>
+          <w:i/>
+        </w:rPr>
+      </w:pPr>
+      <w:r>
+        <w:rPr>
+          <w:rFonts w:ascii="Calibri" w:hAnsi="Calibri" w:cs="Calibri"/>
+          <w:b/>
+          <w:bCs/>
+          <w:i/>
+        </w:rPr>
+        <w:t>Implementation, who and what</w:t>
+      </w:r>
+    </w:p>
+    <w:p>
+      <w:pPr>
+        <w:rPr>
+          <w:rFonts w:ascii="Calibri" w:hAnsi="Calibri" w:cs="Calibri"/>
+        </w:rPr>
+      </w:pPr>
+      <w:r>
+        <w:rPr>
+          <w:rFonts w:ascii="Calibri" w:hAnsi="Calibri" w:cs="Calibri"/>
+        </w:rPr>
+        <w:t>Valdemar: Started building a framework for systematically testing the model and gathering statistics. Tweaked the data structure to store data locally each week, removing the constraint of Yahoo Finance’s one-week window for minute-level data.</w:t>
+      </w:r>
+    </w:p>
+    <w:p>
+      <w:pPr>
+        <w:rPr>
+          <w:rFonts w:ascii="Calibri" w:hAnsi="Calibri" w:cs="Calibri"/>
+          <w:b/>
+          <w:bCs/>
+          <w:i/>
+        </w:rPr>
+      </w:pPr>
+      <w:r>
+        <w:rPr>
+          <w:rFonts w:ascii="Calibri" w:hAnsi="Calibri" w:cs="Calibri"/>
+          <w:b/>
+          <w:bCs/>
+          <w:i/>
+        </w:rPr>
+        <w:t>Results, who and what</w:t>
+      </w:r>
+    </w:p>
+    <w:p>
+      <w:pPr>
+        <w:rPr>
+          <w:rFonts w:ascii="Calibri" w:hAnsi="Calibri" w:cs="Calibri"/>
+        </w:rPr>
+      </w:pPr>
+      <w:r>
+        <w:rPr>
+          <w:rFonts w:ascii="Calibri" w:hAnsi="Calibri" w:cs="Calibri"/>
+        </w:rPr>
+        <w:t>Briefed Valdemar on the supervisor meeting with Tue. Began writing the midway report: Fabian started on the introduction, Oskar made preliminary notes and a draft of the method section, and Valdemar began building the testing framework. Created a status note for tracking unfinished deliverables and a future iterations/questions note for recording ideas and discussion points for later iterations.</w:t>
+      </w:r>
+    </w:p>
+    <w:p>
+      <w:pPr>
+        <w:rPr>
+          <w:rFonts w:ascii="Calibri" w:hAnsi="Calibri" w:cs="Calibri"/>
+          <w:b/>
+          <w:bCs/>
+          <w:i/>
+        </w:rPr>
+      </w:pPr>
+      <w:r>
+        <w:rPr>
+          <w:rFonts w:ascii="Calibri" w:hAnsi="Calibri" w:cs="Calibri"/>
+          <w:b/>
+          <w:bCs/>
+          <w:i/>
+        </w:rPr>
+        <w:t>Decisions</w:t>
+      </w:r>
+    </w:p>
+    <w:p>
+      <w:pPr>
+        <w:rPr>
+          <w:rFonts w:ascii="Calibri" w:hAnsi="Calibri" w:cs="Calibri"/>
+        </w:rPr>
+      </w:pPr>
+      <w:r>
+        <w:rPr>
+          <w:rFonts w:ascii="Calibri" w:hAnsi="Calibri" w:cs="Calibri"/>
+        </w:rPr>
+        <w:t>Store data locally each week to avoid being limited by Yahoo Finance’s one-week window for minute-level data. Maintain a status note for tracking unfinished deliverables and a future iterations/questions note for capturing discussion points for later iterations. Continue writing the midway report.</w:t>
+      </w:r>
+    </w:p>
+    <w:p>
+      <w:pPr>
+        <w:rPr>
+          <w:rFonts w:ascii="Calibri" w:hAnsi="Calibri" w:cs="Calibri"/>
+        </w:rPr>
+      </w:pPr>
+    </w:p>
+    <w:p>
+      <w:pPr>
+        <w:rPr>
+          <w:rFonts w:ascii="Calibri" w:hAnsi="Calibri" w:cs="Calibri"/>
+          <w:b/>
+          <w:color w:val="C00000"/>
+        </w:rPr>
+      </w:pPr>
+      <w:r>
+        <w:rPr>
+          <w:rFonts w:ascii="Calibri" w:hAnsi="Calibri" w:cs="Calibri"/>
+          <w:b/>
+          <w:color w:val="C00000"/>
+        </w:rPr>
+        <w:t>Week 11: 13.03.26</w:t>
+      </w:r>
+    </w:p>
+    <w:p>
+      <w:pPr>
+        <w:rPr>
+          <w:rFonts w:ascii="Calibri" w:hAnsi="Calibri" w:cs="Calibri"/>
+          <w:b/>
+          <w:bCs/>
+          <w:i/>
+        </w:rPr>
+      </w:pPr>
+      <w:r>
+        <w:rPr>
+          <w:rFonts w:ascii="Calibri" w:hAnsi="Calibri" w:cs="Calibri"/>
+          <w:b/>
+          <w:bCs/>
+          <w:i/>
+        </w:rPr>
+        <w:t>Questions</w:t>
+      </w:r>
+    </w:p>
+    <w:p>
+      <w:pPr>
+        <w:rPr>
+          <w:rFonts w:ascii="Calibri" w:hAnsi="Calibri" w:cs="Calibri"/>
+        </w:rPr>
+      </w:pPr>
+      <w:r>
+        <w:rPr>
+          <w:rFonts w:ascii="Calibri" w:hAnsi="Calibri" w:cs="Calibri"/>
+        </w:rPr>
+        <w:t>No new questions this week.</w:t>
+      </w:r>
+    </w:p>
+    <w:p>
+      <w:pPr>
+        <w:rPr>
+          <w:rFonts w:ascii="Calibri" w:hAnsi="Calibri" w:cs="Calibri"/>
+          <w:b/>
+          <w:bCs/>
+          <w:i/>
+        </w:rPr>
+      </w:pPr>
+      <w:r>
+        <w:rPr>
+          <w:rFonts w:ascii="Calibri" w:hAnsi="Calibri" w:cs="Calibri"/>
+          <w:b/>
+          <w:bCs/>
+          <w:i/>
+        </w:rPr>
+        <w:t>Reading, who and what</w:t>
+      </w:r>
+    </w:p>
+    <w:p>
+      <w:pPr>
+        <w:rPr>
+          <w:rFonts w:ascii="Calibri" w:hAnsi="Calibri" w:cs="Calibri"/>
+        </w:rPr>
+      </w:pPr>
+      <w:r>
+        <w:rPr>
+          <w:rFonts w:ascii="Calibri" w:hAnsi="Calibri" w:cs="Calibri"/>
+        </w:rPr>
+        <w:t>No reading this week.</w:t>
+      </w:r>
+    </w:p>
+    <w:p>
+      <w:pPr>
+        <w:rPr>
+          <w:rFonts w:ascii="Calibri" w:hAnsi="Calibri" w:cs="Calibri"/>
+          <w:b/>
+          <w:bCs/>
+          <w:i/>
+        </w:rPr>
+      </w:pPr>
+      <w:r>
+        <w:rPr>
+          <w:rFonts w:ascii="Calibri" w:hAnsi="Calibri" w:cs="Calibri"/>
+          <w:b/>
+          <w:bCs/>
+          <w:i/>
+        </w:rPr>
+        <w:t>Implementation, who and what</w:t>
+      </w:r>
+    </w:p>
+    <w:p>
+      <w:pPr>
+        <w:rPr>
+          <w:rFonts w:ascii="Calibri" w:hAnsi="Calibri" w:cs="Calibri"/>
+        </w:rPr>
+      </w:pPr>
+      <w:r>
+        <w:rPr>
+          <w:rFonts w:ascii="Calibri" w:hAnsi="Calibri" w:cs="Calibri"/>
+        </w:rPr>
+        <w:t>Valdemar: Continued developing the model testing framework. Fabian: Continued writing the introduction and data section of the midway report. Oskar: Continued writing the method section of the midway report.</w:t>
+      </w:r>
+    </w:p>
+    <w:p>
+      <w:pPr>
+        <w:rPr>
+          <w:rFonts w:ascii="Calibri" w:hAnsi="Calibri" w:cs="Calibri"/>
+          <w:b/>
+          <w:bCs/>
+          <w:i/>
+        </w:rPr>
+      </w:pPr>
+      <w:r>
+        <w:rPr>
+          <w:rFonts w:ascii="Calibri" w:hAnsi="Calibri" w:cs="Calibri"/>
+          <w:b/>
+          <w:bCs/>
+          <w:i/>
+        </w:rPr>
+        <w:t>Results, who and what</w:t>
+      </w:r>
+    </w:p>
+    <w:p>
+      <w:pPr>
+        <w:rPr>
+          <w:rFonts w:ascii="Calibri" w:hAnsi="Calibri" w:cs="Calibri"/>
+        </w:rPr>
+      </w:pPr>
+      <w:r>
+        <w:rPr>
+          <w:rFonts w:ascii="Calibri" w:hAnsi="Calibri" w:cs="Calibri"/>
+        </w:rPr>
+        <w:t>Agreed on a stock picking heuristic: the 50 largest tech companies by market cap.</w:t>
+      </w:r>
+    </w:p>
+    <w:p>
+      <w:pPr>
+        <w:rPr>
+          <w:rFonts w:ascii="Calibri" w:hAnsi="Calibri" w:cs="Calibri"/>
+          <w:b/>
+          <w:bCs/>
+          <w:i/>
+        </w:rPr>
+      </w:pPr>
+      <w:r>
+        <w:rPr>
+          <w:rFonts w:ascii="Calibri" w:hAnsi="Calibri" w:cs="Calibri"/>
+          <w:b/>
+          <w:bCs/>
+          <w:i/>
+        </w:rPr>
+        <w:t>Decisions</w:t>
+      </w:r>
+    </w:p>
+    <w:p>
+      <w:pPr>
+        <w:rPr>
+          <w:rFonts w:ascii="Calibri" w:hAnsi="Calibri" w:cs="Calibri"/>
+        </w:rPr>
+      </w:pPr>
+      <w:r>
+        <w:rPr>
+          <w:rFonts w:ascii="Calibri" w:hAnsi="Calibri" w:cs="Calibri"/>
+        </w:rPr>
+        <w:t>Use the 50 largest tech companies by market cap as the stock picking heuristic. A more sophisticated stock selection model may be developed in a future iteration. Continue writing the midway report: Oskar on the method section, Fabian on the introduction and data sections, Valdemar on the model testing framework.</w:t>
+      </w:r>
+    </w:p>
+    <w:p>
+      <w:pPr>
+        <w:rPr>
+          <w:rFonts w:ascii="Calibri" w:hAnsi="Calibri" w:cs="Calibri"/>
+        </w:rPr>
+      </w:pPr>
+    </w:p>
+    <w:p>
+      <w:pPr>
+        <w:rPr>
+          <w:rFonts w:ascii="Calibri" w:hAnsi="Calibri" w:cs="Calibri"/>
+          <w:b/>
+          <w:color w:val="C00000"/>
+        </w:rPr>
+      </w:pPr>
+      <w:r>
+        <w:rPr>
+          <w:rFonts w:ascii="Calibri" w:hAnsi="Calibri" w:cs="Calibri"/>
+          <w:b/>
+          <w:color w:val="C00000"/>
+        </w:rPr>
+        <w:t>Week 12: 18.03.26</w:t>
+      </w:r>
+    </w:p>
+    <w:p>
+      <w:pPr>
+        <w:rPr>
+          <w:rFonts w:ascii="Calibri" w:hAnsi="Calibri" w:cs="Calibri"/>
+          <w:b/>
+          <w:bCs/>
+          <w:i/>
+        </w:rPr>
+      </w:pPr>
+      <w:r>
+        <w:rPr>
+          <w:rFonts w:ascii="Calibri" w:hAnsi="Calibri" w:cs="Calibri"/>
+          <w:b/>
+          <w:bCs/>
+          <w:i/>
+        </w:rPr>
+        <w:t>Questions</w:t>
+      </w:r>
+    </w:p>
+    <w:p>
+      <w:pPr>
+        <w:rPr>
+          <w:rFonts w:ascii="Calibri" w:hAnsi="Calibri" w:cs="Calibri"/>
+        </w:rPr>
+      </w:pPr>
+      <w:r>
+        <w:rPr>
+          <w:rFonts w:ascii="Calibri" w:hAnsi="Calibri" w:cs="Calibri"/>
+        </w:rPr>
+        <w:t>Testing accuracy is abnormally high – needs investigation to determine if there is a bug or data leakage issue.</w:t>
+      </w:r>
+    </w:p>
+    <w:p>
+      <w:pPr>
+        <w:rPr>
+          <w:rFonts w:ascii="Calibri" w:hAnsi="Calibri" w:cs="Calibri"/>
+          <w:b/>
+          <w:bCs/>
+          <w:i/>
+        </w:rPr>
+      </w:pPr>
+      <w:r>
+        <w:rPr>
+          <w:rFonts w:ascii="Calibri" w:hAnsi="Calibri" w:cs="Calibri"/>
+          <w:b/>
+          <w:bCs/>
+          <w:i/>
+        </w:rPr>
+        <w:t>Reading, who and what</w:t>
+      </w:r>
+    </w:p>
+    <w:p>
+      <w:pPr>
+        <w:rPr>
+          <w:rFonts w:ascii="Calibri" w:hAnsi="Calibri" w:cs="Calibri"/>
+        </w:rPr>
+      </w:pPr>
+      <w:r>
+        <w:rPr>
+          <w:rFonts w:ascii="Calibri" w:hAnsi="Calibri" w:cs="Calibri"/>
+        </w:rPr>
+        <w:t>No reading this week.</w:t>
+      </w:r>
+    </w:p>
+    <w:p>
+      <w:pPr>
+        <w:rPr>
+          <w:rFonts w:ascii="Calibri" w:hAnsi="Calibri" w:cs="Calibri"/>
+          <w:b/>
+          <w:bCs/>
+          <w:i/>
+        </w:rPr>
+      </w:pPr>
+      <w:r>
+        <w:rPr>
+          <w:rFonts w:ascii="Calibri" w:hAnsi="Calibri" w:cs="Calibri"/>
+          <w:b/>
+          <w:bCs/>
+          <w:i/>
+        </w:rPr>
+        <w:t>Implementation, who and what</w:t>
+      </w:r>
+    </w:p>
+    <w:p>
+      <w:pPr>
+        <w:rPr>
+          <w:rFonts w:ascii="Calibri" w:hAnsi="Calibri" w:cs="Calibri"/>
+        </w:rPr>
+      </w:pPr>
+      <w:r>
+        <w:rPr>
+          <w:rFonts w:ascii="Calibri" w:hAnsi="Calibri" w:cs="Calibri"/>
+        </w:rPr>
+        <w:t>No implementation work during this meeting – virtual check-in focused on planning.</w:t>
+      </w:r>
+    </w:p>
+    <w:p>
+      <w:pPr>
+        <w:rPr>
+          <w:rFonts w:ascii="Calibri" w:hAnsi="Calibri" w:cs="Calibri"/>
+          <w:b/>
+          <w:bCs/>
+          <w:i/>
+        </w:rPr>
+      </w:pPr>
+      <w:r>
+        <w:rPr>
+          <w:rFonts w:ascii="Calibri" w:hAnsi="Calibri" w:cs="Calibri"/>
+          <w:b/>
+          <w:bCs/>
+          <w:i/>
+        </w:rPr>
+        <w:t>Results, who and what</w:t>
+      </w:r>
+    </w:p>
+    <w:p>
+      <w:pPr>
+        <w:rPr>
+          <w:rFonts w:ascii="Calibri" w:hAnsi="Calibri" w:cs="Calibri"/>
+        </w:rPr>
+      </w:pPr>
+      <w:r>
+        <w:rPr>
+          <w:rFonts w:ascii="Calibri" w:hAnsi="Calibri" w:cs="Calibri"/>
+        </w:rPr>
+        <w:t>The midway report is nearly ready for feedback apart from the data section, which Fabian is finishing. Booked a supervisor meeting with Tue on Friday to get his input before submitting.</w:t>
+      </w:r>
+    </w:p>
+    <w:p>
+      <w:pPr>
+        <w:rPr>
+          <w:rFonts w:ascii="Calibri" w:hAnsi="Calibri" w:cs="Calibri"/>
+          <w:b/>
+          <w:bCs/>
+          <w:i/>
+        </w:rPr>
+      </w:pPr>
+      <w:r>
+        <w:rPr>
+          <w:rFonts w:ascii="Calibri" w:hAnsi="Calibri" w:cs="Calibri"/>
+          <w:b/>
+          <w:bCs/>
+          <w:i/>
+        </w:rPr>
+        <w:t>Decisions</w:t>
+      </w:r>
+    </w:p>
+    <w:p>
+      <w:pPr>
+        <w:rPr>
+          <w:rFonts w:ascii="Calibri" w:hAnsi="Calibri" w:cs="Calibri"/>
+        </w:rPr>
+      </w:pPr>
+      <w:r>
+        <w:rPr>
+          <w:rFonts w:ascii="Calibri" w:hAnsi="Calibri" w:cs="Calibri"/>
+        </w:rPr>
+        <w:t>Alone: Fabian finishes the data section of the midway report. Oskar starts building a testing framework for the different features. Valdemar debugs why the testing accuracy is abnormally high. Together: meet with Tue on Friday to get feedback on the report before submitting.</w:t>
+      </w:r>
+    </w:p>
+    <w:p>
+      <w:pPr>
+        <w:rPr>
+          <w:rFonts w:ascii="Calibri" w:hAnsi="Calibri" w:cs="Calibri"/>
+        </w:rPr>
+      </w:pPr>
+    </w:p>
+    <w:p>
+      <w:pPr>
         <w:rPr>
           <w:rFonts w:ascii="Calibri" w:hAnsi="Calibri" w:cs="Calibri"/>
           <w:b/>
           <w:color w:val="C00000"/>
           <w:sz w:val="32"/>
         </w:rPr>
+      </w:pPr>
+      <w:r>
+        <w:rPr>
+          <w:rFonts w:ascii="Calibri" w:hAnsi="Calibri" w:cs="Calibri"/>
+          <w:b/>
+          <w:color w:val="C00000"/>
+          <w:sz w:val="32"/>
+        </w:rPr>
         <w:t>Supervisor Meetings</w:t>
       </w:r>
     </w:p>
@@ -1150,39 +1702,7 @@
         <w:rPr>
           <w:rFonts w:ascii="Calibri" w:hAnsi="Calibri" w:cs="Calibri"/>
         </w:rPr>
-        <w:t xml:space="preserve">Oskar </w:t>
-      </w:r>
-      <w:r>
-        <w:rPr>
-          <w:rFonts w:ascii="Calibri" w:hAnsi="Calibri" w:cs="Calibri"/>
-        </w:rPr>
-        <w:t xml:space="preserve">Investigated why </w:t>
-      </w:r>
-      <w:proofErr w:type="spellStart"/>
-      <w:r>
-        <w:rPr>
-          <w:rFonts w:ascii="Calibri" w:hAnsi="Calibri" w:cs="Calibri"/>
-        </w:rPr>
-        <w:t>WandB</w:t>
-      </w:r>
-      <w:proofErr w:type="spellEnd"/>
-      <w:r>
-        <w:rPr>
-          <w:rFonts w:ascii="Calibri" w:hAnsi="Calibri" w:cs="Calibri"/>
-        </w:rPr>
-        <w:t xml:space="preserve"> results looked off. Discovered that all labels were equal to 1 (“hold”), caused by the barrier height being set to 1.5 </w:t>
-      </w:r>
-      <w:r>
-        <w:rPr>
-          <w:rFonts w:ascii="Calibri" w:hAnsi="Calibri" w:cs="Calibri"/>
-        </w:rPr>
-        <w:t>-</w:t>
-      </w:r>
-      <w:r>
-        <w:rPr>
-          <w:rFonts w:ascii="Calibri" w:hAnsi="Calibri" w:cs="Calibri"/>
-        </w:rPr>
-        <w:t xml:space="preserve"> too high for the FAANG stocks used in the experiment. The default interval of 1 day over 7 days also caused the model to overfit. Added more tickers to reduce overfitting. Currently reaching a maximum of 42% testing accuracy.</w:t>
+        <w:t>Oskar Investigated why WandB results looked off. Discovered that all labels were equal to 1 (“hold”), caused by the barrier height being set to 1.5 - too high for the FAANG stocks used in the experiment. The default interval of 1 day over 7 days also caused the model to overfit. Added more tickers to reduce overfitting. Currently reaching a maximum of 42% testing accuracy.</w:t>
       </w:r>
     </w:p>
     <w:p>

--- a/Admin/logbook.docx
+++ b/Admin/logbook.docx
@@ -1736,6 +1736,89 @@
           <w:rFonts w:ascii="Calibri" w:hAnsi="Calibri" w:cs="Calibri"/>
         </w:rPr>
         <w:t>Begin writing the report with the following structure: Introduction, Related Work, Problem Framing, Data, Methods, Results. Start gathering and cross-validating results from version 0 and produce training statistics. After completing a draft of the report, continue with feature extraction as the first coding task. Choose one KPI to track model performance (e.g. profit, loss, or accuracy). Tue’s advice on using AI: use it for guidance but write the report and peer feedback yourself. In coding, focus on abstraction and data structure and use AI for the implementation itself. Split the repository into modules. Develop a heuristic for selecting stocks.</w:t>
+      </w:r>
+    </w:p>
+    <w:p>
+      <w:pPr>
+        <w:rPr>
+          <w:rFonts w:ascii="Calibri" w:hAnsi="Calibri" w:cs="Calibri"/>
+          <w:b/>
+          <w:bCs/>
+        </w:rPr>
+      </w:pPr>
+      <w:r>
+        <w:rPr>
+          <w:rFonts w:ascii="Calibri" w:hAnsi="Calibri" w:cs="Calibri"/>
+          <w:b/>
+          <w:bCs/>
+        </w:rPr>
+        <w:t>Week 12: 20.03.26</w:t>
+      </w:r>
+    </w:p>
+    <w:p>
+      <w:pPr>
+        <w:rPr>
+          <w:rFonts w:ascii="Calibri" w:hAnsi="Calibri" w:cs="Calibri"/>
+          <w:b/>
+          <w:bCs/>
+          <w:i/>
+        </w:rPr>
+      </w:pPr>
+      <w:r>
+        <w:rPr>
+          <w:rFonts w:ascii="Calibri" w:hAnsi="Calibri" w:cs="Calibri"/>
+          <w:b/>
+          <w:bCs/>
+          <w:i/>
+          <w:iCs/>
+        </w:rPr>
+        <w:t>Presentation of results since last meeting</w:t>
+      </w:r>
+    </w:p>
+    <w:p>
+      <w:pPr>
+        <w:rPr>
+          <w:rFonts w:ascii="Calibri" w:hAnsi="Calibri" w:cs="Calibri"/>
+        </w:rPr>
+      </w:pPr>
+      <w:r>
+        <w:rPr>
+          <w:rFonts w:ascii="Calibri" w:hAnsi="Calibri" w:cs="Calibri"/>
+        </w:rPr>
+        <w:t>Presented current model results and status of the midway report. Tue was very satisfied with the results so far. Tue could not assist much with the formalia in the report. Discussed next steps and areas to validate.</w:t>
+      </w:r>
+    </w:p>
+    <w:p>
+      <w:pPr>
+        <w:rPr>
+          <w:rFonts w:ascii="Calibri" w:hAnsi="Calibri" w:cs="Calibri"/>
+          <w:b/>
+          <w:bCs/>
+          <w:i/>
+        </w:rPr>
+      </w:pPr>
+      <w:r>
+        <w:rPr>
+          <w:rFonts w:ascii="Calibri" w:hAnsi="Calibri" w:cs="Calibri"/>
+          <w:b/>
+          <w:bCs/>
+          <w:i/>
+          <w:iCs/>
+        </w:rPr>
+        <w:t>Action points for next week</w:t>
+      </w:r>
+    </w:p>
+    <w:p>
+      <w:pPr>
+        <w:rPr>
+          <w:rFonts w:ascii="Calibri" w:hAnsi="Calibri" w:cs="Calibri"/>
+        </w:rPr>
+      </w:pPr>
+      <w:r>
+        <w:rPr>
+          <w:rFonts w:ascii="Calibri" w:hAnsi="Calibri" w:cs="Calibri"/>
+        </w:rPr>
+        <w:t>Double-check that training and test splits are not mixed up. Include slippage and brokerage fees in the trading system – present results both with and without brokerage fees. Probe some of the trades manually and verify the price action against Yahoo Finance. Look into building an adapter that can convert Tue’s historic data from Hugging Face into minute-level data compatible with our pipeline. Validate the model on various two-week historic splits of data to confirm it performs well beyond the current test period.</w:t>
       </w:r>
     </w:p>
     <w:p>

--- a/Admin/logbook.docx
+++ b/Admin/logbook.docx
@@ -1262,7 +1262,14 @@
         <w:rPr>
           <w:rFonts w:ascii="Calibri" w:hAnsi="Calibri" w:cs="Calibri"/>
         </w:rPr>
-        <w:t>Use the 50 largest tech companies by market cap as the stock picking heuristic. A more sophisticated stock selection model may be developed in a future iteration. Continue writing the midway report: Oskar on the method section, Fabian on the introduction and data sections, Valdemar on the model testing framework.</w:t>
+        <w:t xml:space="preserve">Use the 50 largest tech companies by market cap as the stock picking heuristic. A more sophisticated stock selection model may be developed in a future iteration. Continue writing the midway report: </w:t>
+      </w:r>
+      <w:r>
+        <w:rPr>
+          <w:rFonts w:ascii="Calibri" w:hAnsi="Calibri" w:cs="Calibri"/>
+        </w:rPr>
+        <w:lastRenderedPageBreak/>
+        <w:t>Oskar on the method section, Fabian on the introduction and data sections, Valdemar on the model testing framework.</w:t>
       </w:r>
     </w:p>
     <w:p>
@@ -1447,6 +1454,204 @@
           <w:rFonts w:ascii="Calibri" w:hAnsi="Calibri" w:cs="Calibri"/>
         </w:rPr>
         <w:t>Alone: Fabian finishes the data section of the midway report. Oskar starts building a testing framework for the different features. Valdemar debugs why the testing accuracy is abnormally high. Together: meet with Tue on Friday to get feedback on the report before submitting.</w:t>
+      </w:r>
+    </w:p>
+    <w:p>
+      <w:pPr>
+        <w:rPr>
+          <w:rFonts w:ascii="Calibri" w:hAnsi="Calibri" w:cs="Calibri"/>
+        </w:rPr>
+      </w:pPr>
+    </w:p>
+    <w:p>
+      <w:pPr>
+        <w:rPr>
+          <w:rFonts w:ascii="Calibri" w:hAnsi="Calibri" w:cs="Calibri"/>
+          <w:b/>
+          <w:bCs/>
+          <w:color w:val="C00000"/>
+        </w:rPr>
+      </w:pPr>
+      <w:r>
+        <w:rPr>
+          <w:rFonts w:ascii="Calibri" w:hAnsi="Calibri" w:cs="Calibri"/>
+          <w:b/>
+          <w:bCs/>
+          <w:color w:val="C00000"/>
+        </w:rPr>
+        <w:t>Week 12: 20.03.26</w:t>
+      </w:r>
+    </w:p>
+    <w:p>
+      <w:pPr>
+        <w:rPr>
+          <w:rFonts w:ascii="Calibri" w:hAnsi="Calibri" w:cs="Calibri"/>
+          <w:b/>
+          <w:bCs/>
+          <w:i/>
+        </w:rPr>
+      </w:pPr>
+      <w:r>
+        <w:rPr>
+          <w:rFonts w:ascii="Calibri" w:hAnsi="Calibri" w:cs="Calibri"/>
+          <w:b/>
+          <w:bCs/>
+          <w:i/>
+          <w:iCs/>
+        </w:rPr>
+        <w:t>Questions</w:t>
+      </w:r>
+    </w:p>
+    <w:p>
+      <w:pPr>
+        <w:rPr>
+          <w:rFonts w:ascii="Calibri" w:hAnsi="Calibri" w:cs="Calibri"/>
+        </w:rPr>
+      </w:pPr>
+      <w:r>
+        <w:rPr>
+          <w:rFonts w:ascii="Calibri" w:hAnsi="Calibri" w:cs="Calibri"/>
+        </w:rPr>
+        <w:t>How do we account for risk/reward? The current model uses the probability of being correct, which only accounts for risk. How should the required buy/sell probability thresholds be set to avoid overtrading? Could we define thresholds based on a percentage of total buy/sell orders rather than a fixed probability?</w:t>
+      </w:r>
+    </w:p>
+    <w:p>
+      <w:pPr>
+        <w:rPr>
+          <w:rFonts w:ascii="Calibri" w:hAnsi="Calibri" w:cs="Calibri"/>
+          <w:b/>
+          <w:bCs/>
+          <w:i/>
+        </w:rPr>
+      </w:pPr>
+      <w:r>
+        <w:rPr>
+          <w:rFonts w:ascii="Calibri" w:hAnsi="Calibri" w:cs="Calibri"/>
+          <w:b/>
+          <w:bCs/>
+          <w:i/>
+          <w:iCs/>
+        </w:rPr>
+        <w:t>Reading, who and what</w:t>
+      </w:r>
+    </w:p>
+    <w:p>
+      <w:pPr>
+        <w:rPr>
+          <w:rFonts w:ascii="Calibri" w:hAnsi="Calibri" w:cs="Calibri"/>
+        </w:rPr>
+      </w:pPr>
+      <w:r>
+        <w:rPr>
+          <w:rFonts w:ascii="Calibri" w:hAnsi="Calibri" w:cs="Calibri"/>
+        </w:rPr>
+        <w:t>No reading this week.</w:t>
+      </w:r>
+    </w:p>
+    <w:p>
+      <w:pPr>
+        <w:rPr>
+          <w:rFonts w:ascii="Calibri" w:hAnsi="Calibri" w:cs="Calibri"/>
+          <w:b/>
+          <w:bCs/>
+          <w:i/>
+        </w:rPr>
+      </w:pPr>
+      <w:r>
+        <w:rPr>
+          <w:rFonts w:ascii="Calibri" w:hAnsi="Calibri" w:cs="Calibri"/>
+          <w:b/>
+          <w:bCs/>
+          <w:i/>
+          <w:iCs/>
+        </w:rPr>
+        <w:t>Implementation, who and what</w:t>
+      </w:r>
+    </w:p>
+    <w:p>
+      <w:pPr>
+        <w:rPr>
+          <w:rFonts w:ascii="Calibri" w:hAnsi="Calibri" w:cs="Calibri"/>
+        </w:rPr>
+      </w:pPr>
+      <w:r>
+        <w:rPr>
+          <w:rFonts w:ascii="Calibri" w:hAnsi="Calibri" w:cs="Calibri"/>
+        </w:rPr>
+        <w:t>Together: Fixed the return calculation – previously, individual trade returns were summed directly, which assumed full equity allocation per trade. Since trades overlap, this was incorrect. Introduced 10 pools of capital to split equity across concurrent trades, which drastically changed the displayed return.</w:t>
+      </w:r>
+    </w:p>
+    <w:p>
+      <w:pPr>
+        <w:rPr>
+          <w:rFonts w:ascii="Calibri" w:hAnsi="Calibri" w:cs="Calibri"/>
+          <w:b/>
+          <w:bCs/>
+          <w:i/>
+        </w:rPr>
+      </w:pPr>
+      <w:r>
+        <w:rPr>
+          <w:rFonts w:ascii="Calibri" w:hAnsi="Calibri" w:cs="Calibri"/>
+          <w:b/>
+          <w:bCs/>
+          <w:i/>
+          <w:iCs/>
+        </w:rPr>
+        <w:t>Results, who and what</w:t>
+      </w:r>
+    </w:p>
+    <w:p>
+      <w:pPr>
+        <w:rPr>
+          <w:rFonts w:ascii="Calibri" w:hAnsi="Calibri" w:cs="Calibri"/>
+        </w:rPr>
+      </w:pPr>
+      <w:r>
+        <w:rPr>
+          <w:rFonts w:ascii="Calibri" w:hAnsi="Calibri" w:cs="Calibri"/>
+        </w:rPr>
+        <w:t>After correcting the return calculation with 10 capital pools, the displayed returns changed drastically. The model currently outperforms buy and hold when ignoring brokerage fees (net trade profit), but runs too many trades, resulting in negative profit when fees are included. Incorrect predictions are particularly costly due to fees eating into returns.</w:t>
+      </w:r>
+    </w:p>
+    <w:p>
+      <w:pPr>
+        <w:rPr>
+          <w:rFonts w:ascii="Calibri" w:hAnsi="Calibri" w:cs="Calibri"/>
+          <w:b/>
+          <w:bCs/>
+          <w:i/>
+        </w:rPr>
+      </w:pPr>
+      <w:r>
+        <w:rPr>
+          <w:rFonts w:ascii="Calibri" w:hAnsi="Calibri" w:cs="Calibri"/>
+          <w:b/>
+          <w:bCs/>
+          <w:i/>
+          <w:iCs/>
+        </w:rPr>
+        <w:t>Decisions</w:t>
+      </w:r>
+    </w:p>
+    <w:p>
+      <w:pPr>
+        <w:rPr>
+          <w:rFonts w:ascii="Calibri" w:hAnsi="Calibri" w:cs="Calibri"/>
+        </w:rPr>
+      </w:pPr>
+      <w:r>
+        <w:rPr>
+          <w:rFonts w:ascii="Calibri" w:hAnsi="Calibri" w:cs="Calibri"/>
+        </w:rPr>
+        <w:t xml:space="preserve">Use 10 pools of capital for concurrent trades to correctly calculate returns. Filter for high-conviction trades only to reduce the impact of brokerage fees on incorrect predictions. Modify the triple barrier to require higher expected profit per trade and a higher probability of success. Explore tuning the probability threshold and barrier height with Bayesian optimisation. Implement features that control </w:t>
+      </w:r>
+      <w:r>
+        <w:rPr>
+          <w:rFonts w:ascii="Calibri" w:hAnsi="Calibri" w:cs="Calibri"/>
+        </w:rPr>
+        <w:lastRenderedPageBreak/>
+        <w:t>the barrier height beyond just volatility. Test required_buy_probability and required_sell_probability thresholds to prevent overtrading. Explore defining thresholds as a percentage of total buy/sell orders instead of fixed probabilities. Investigate how to incorporate risk/reward into the model rather than relying solely on probability of correctness.</w:t>
       </w:r>
     </w:p>
     <w:p>
@@ -1785,6 +1990,7 @@
         <w:rPr>
           <w:rFonts w:ascii="Calibri" w:hAnsi="Calibri" w:cs="Calibri"/>
         </w:rPr>
+        <w:lastRenderedPageBreak/>
         <w:t>Presented current model results and status of the midway report. Tue was very satisfied with the results so far. Tue could not assist much with the formalia in the report. Discussed next steps and areas to validate.</w:t>
       </w:r>
     </w:p>
@@ -1818,7 +2024,13 @@
         <w:rPr>
           <w:rFonts w:ascii="Calibri" w:hAnsi="Calibri" w:cs="Calibri"/>
         </w:rPr>
-        <w:t>Double-check that training and test splits are not mixed up. Include slippage and brokerage fees in the trading system – present results both with and without brokerage fees. Probe some of the trades manually and verify the price action against Yahoo Finance. Look into building an adapter that can convert Tue’s historic data from Hugging Face into minute-level data compatible with our pipeline. Validate the model on various two-week historic splits of data to confirm it performs well beyond the current test period.</w:t>
+        <w:t>Double-check that training and test splits are not mixed up. Include slippage and brokerage fees in the trading system – present results both with and without brokerage fees. Probe some of the trades manually and verify the price action against Yahoo Finance. Look into building an adapter that can convert Tue’s historic data from Hugging Face into minute-level data compatible with our pipeline. Validate the model on various two-week historic splits of data to confirm it performs well beyond the current test</w:t>
+      </w:r>
+      <w:r>
+        <w:rPr>
+          <w:rFonts w:ascii="Calibri" w:hAnsi="Calibri" w:cs="Calibri"/>
+        </w:rPr>
+        <w:t xml:space="preserve"> period.</w:t>
       </w:r>
     </w:p>
     <w:p>

--- a/Admin/logbook.docx
+++ b/Admin/logbook.docx
@@ -1263,11 +1263,6 @@
           <w:rFonts w:ascii="Calibri" w:hAnsi="Calibri" w:cs="Calibri"/>
         </w:rPr>
         <w:t xml:space="preserve">Use the 50 largest tech companies by market cap as the stock picking heuristic. A more sophisticated stock selection model may be developed in a future iteration. Continue writing the midway report: </w:t>
-      </w:r>
-      <w:r>
-        <w:rPr>
-          <w:rFonts w:ascii="Calibri" w:hAnsi="Calibri" w:cs="Calibri"/>
-        </w:rPr>
         <w:lastRenderedPageBreak/>
         <w:t>Oskar on the method section, Fabian on the introduction and data sections, Valdemar on the model testing framework.</w:t>
       </w:r>
@@ -1645,11 +1640,6 @@
           <w:rFonts w:ascii="Calibri" w:hAnsi="Calibri" w:cs="Calibri"/>
         </w:rPr>
         <w:t xml:space="preserve">Use 10 pools of capital for concurrent trades to correctly calculate returns. Filter for high-conviction trades only to reduce the impact of brokerage fees on incorrect predictions. Modify the triple barrier to require higher expected profit per trade and a higher probability of success. Explore tuning the probability threshold and barrier height with Bayesian optimisation. Implement features that control </w:t>
-      </w:r>
-      <w:r>
-        <w:rPr>
-          <w:rFonts w:ascii="Calibri" w:hAnsi="Calibri" w:cs="Calibri"/>
-        </w:rPr>
         <w:lastRenderedPageBreak/>
         <w:t>the barrier height beyond just volatility. Test required_buy_probability and required_sell_probability thresholds to prevent overtrading. Explore defining thresholds as a percentage of total buy/sell orders instead of fixed probabilities. Investigate how to incorporate risk/reward into the model rather than relying solely on probability of correctness.</w:t>
       </w:r>
@@ -1991,7 +1981,7 @@
           <w:rFonts w:ascii="Calibri" w:hAnsi="Calibri" w:cs="Calibri"/>
         </w:rPr>
         <w:lastRenderedPageBreak/>
-        <w:t>Presented current model results and status of the midway report. Tue was very satisfied with the results so far. Tue could not assist much with the formalia in the report. Discussed next steps and areas to validate.</w:t>
+        <w:t>Presented current model results and status of the midway report. Tue was very satisfied with the results so far. Tue could not assist much with the formalia in the report. Discussed next steps and areas to validate. Tue recommended implementing brokerage fees in the result calculation, using an ensemble or model council approach to decide whether to initiate a trade, and testing on different periods of historic data using Hugging Face data.</w:t>
       </w:r>
     </w:p>
     <w:p>
@@ -2024,13 +2014,90 @@
         <w:rPr>
           <w:rFonts w:ascii="Calibri" w:hAnsi="Calibri" w:cs="Calibri"/>
         </w:rPr>
-        <w:t>Double-check that training and test splits are not mixed up. Include slippage and brokerage fees in the trading system – present results both with and without brokerage fees. Probe some of the trades manually and verify the price action against Yahoo Finance. Look into building an adapter that can convert Tue’s historic data from Hugging Face into minute-level data compatible with our pipeline. Validate the model on various two-week historic splits of data to confirm it performs well beyond the current test</w:t>
-      </w:r>
-      <w:r>
-        <w:rPr>
-          <w:rFonts w:ascii="Calibri" w:hAnsi="Calibri" w:cs="Calibri"/>
-        </w:rPr>
-        <w:t xml:space="preserve"> period.</w:t>
+        <w:t>Double-check that training and test splits are not mixed up. Include slippage and brokerage fees in the trading system – present results both with and without brokerage fees. Probe some of the trades manually and verify the price action against Yahoo Finance. Look into building an adapter that can convert Tue’s historic data from Hugging Face into minute-level data compatible with our pipeline. Validate the model on various two-week historic splits of data to confirm it performs well beyond the current test period. Investigate using an ensemble or model council to decide whether to initiate each trade, rather than relying on a single model’s prediction.</w:t>
+      </w:r>
+    </w:p>
+    <w:p>
+      <w:pPr>
+        <w:rPr>
+          <w:rFonts w:ascii="Calibri" w:hAnsi="Calibri" w:cs="Calibri"/>
+          <w:b/>
+          <w:color w:val="C00000"/>
+        </w:rPr>
+      </w:pPr>
+      <w:r>
+        <w:rPr>
+          <w:rFonts w:ascii="Calibri" w:hAnsi="Calibri" w:cs="Calibri"/>
+          <w:b/>
+          <w:color w:val="C00000"/>
+        </w:rPr>
+        <w:t>Week 13: 24.03.26</w:t>
+      </w:r>
+    </w:p>
+    <w:p>
+      <w:pPr>
+        <w:rPr>
+          <w:rFonts w:ascii="Calibri" w:hAnsi="Calibri" w:cs="Calibri"/>
+          <w:b/>
+          <w:bCs/>
+          <w:i/>
+        </w:rPr>
+      </w:pPr>
+      <w:r>
+        <w:rPr>
+          <w:rFonts w:ascii="Calibri" w:hAnsi="Calibri" w:cs="Calibri"/>
+          <w:b/>
+          <w:bCs/>
+          <w:i/>
+          <w:iCs/>
+        </w:rPr>
+        <w:t>Presentation of results since last meeting</w:t>
+      </w:r>
+    </w:p>
+    <w:p>
+      <w:pPr>
+        <w:rPr>
+          <w:rFonts w:ascii="Calibri" w:hAnsi="Calibri" w:cs="Calibri"/>
+        </w:rPr>
+      </w:pPr>
+      <w:r>
+        <w:rPr>
+          <w:rFonts w:ascii="Calibri" w:hAnsi="Calibri" w:cs="Calibri"/>
+        </w:rPr>
+        <w:t>Presented current model results and discussed the stock selection heuristic, equity allocation strategy, and ethics considerations. Tue suggested updating the heuristic to trade based on past performance rather than solely selecting the 50 largest companies by market cap. Discussed Bayesian optimisation: Tue remains against using it for training but agreed it could be tested during the testing phase by switching thresholds without retraining the model. Explored equity partitioning strategies, including going all in on a single trade and initiating a new one only when it completes. Tue recommended using an ensemble method to cross-check probabilities across multiple models to increase conviction. Discussed data ethics, including reproducibility and whether the companies used for training are ethical. Also discussed broader ethical implications: whether the model works long term, the risk of users misreading returns as guaranteed, and whether training a model aimed at short-term trading is ethical in itself. Tue had no specific guidance on feature evaluation. Discussed getting the Hugging Face data working with the pipeline. Results should be inserted into the method section of the report.</w:t>
+      </w:r>
+    </w:p>
+    <w:p>
+      <w:pPr>
+        <w:rPr>
+          <w:rFonts w:ascii="Calibri" w:hAnsi="Calibri" w:cs="Calibri"/>
+          <w:b/>
+          <w:bCs/>
+          <w:i/>
+        </w:rPr>
+      </w:pPr>
+      <w:r>
+        <w:rPr>
+          <w:rFonts w:ascii="Calibri" w:hAnsi="Calibri" w:cs="Calibri"/>
+          <w:b/>
+          <w:bCs/>
+          <w:i/>
+          <w:iCs/>
+        </w:rPr>
+        <w:t>Action points for next week</w:t>
+      </w:r>
+    </w:p>
+    <w:p>
+      <w:pPr>
+        <w:rPr>
+          <w:rFonts w:ascii="Calibri" w:hAnsi="Calibri" w:cs="Calibri"/>
+        </w:rPr>
+      </w:pPr>
+      <w:r>
+        <w:rPr>
+          <w:rFonts w:ascii="Calibri" w:hAnsi="Calibri" w:cs="Calibri"/>
+        </w:rPr>
+        <w:t>Update the stock selection heuristic to trade based on past performance instead of solely using the 50 largest tech companies by market cap. Test different equity partitioning strategies, including allocating all capital to a single trade at a time and trying different splits. Implement the ensemble method to cross-check probabilities across multiple models and increase trade conviction. Get Tue’s historic data from Hugging Face working with the pipeline. Insert results into the method section of the report. Address data ethics in the report: reproducibility and ethical assessment of selected companies. Discuss the ethical implications of short-term trading models in the report, including the risk of users misinterpreting returns as guaranteed.</w:t>
       </w:r>
     </w:p>
     <w:p>

--- a/Admin/logbook.docx
+++ b/Admin/logbook.docx
@@ -1263,6 +1263,11 @@
           <w:rFonts w:ascii="Calibri" w:hAnsi="Calibri" w:cs="Calibri"/>
         </w:rPr>
         <w:t xml:space="preserve">Use the 50 largest tech companies by market cap as the stock picking heuristic. A more sophisticated stock selection model may be developed in a future iteration. Continue writing the midway report: </w:t>
+      </w:r>
+      <w:r>
+        <w:rPr>
+          <w:rFonts w:ascii="Calibri" w:hAnsi="Calibri" w:cs="Calibri"/>
+        </w:rPr>
         <w:lastRenderedPageBreak/>
         <w:t>Oskar on the method section, Fabian on the introduction and data sections, Valdemar on the model testing framework.</w:t>
       </w:r>
@@ -1640,6 +1645,11 @@
           <w:rFonts w:ascii="Calibri" w:hAnsi="Calibri" w:cs="Calibri"/>
         </w:rPr>
         <w:t xml:space="preserve">Use 10 pools of capital for concurrent trades to correctly calculate returns. Filter for high-conviction trades only to reduce the impact of brokerage fees on incorrect predictions. Modify the triple barrier to require higher expected profit per trade and a higher probability of success. Explore tuning the probability threshold and barrier height with Bayesian optimisation. Implement features that control </w:t>
+      </w:r>
+      <w:r>
+        <w:rPr>
+          <w:rFonts w:ascii="Calibri" w:hAnsi="Calibri" w:cs="Calibri"/>
+        </w:rPr>
         <w:lastRenderedPageBreak/>
         <w:t>the barrier height beyond just volatility. Test required_buy_probability and required_sell_probability thresholds to prevent overtrading. Explore defining thresholds as a percentage of total buy/sell orders instead of fixed probabilities. Investigate how to incorporate risk/reward into the model rather than relying solely on probability of correctness.</w:t>
       </w:r>
@@ -1941,12 +1951,33 @@
           <w:bCs/>
         </w:rPr>
       </w:pPr>
-      <w:r>
-        <w:rPr>
-          <w:rFonts w:ascii="Calibri" w:hAnsi="Calibri" w:cs="Calibri"/>
-          <w:b/>
-          <w:bCs/>
-        </w:rPr>
+    </w:p>
+    <w:p>
+      <w:pPr>
+        <w:rPr>
+          <w:rFonts w:ascii="Calibri" w:hAnsi="Calibri" w:cs="Calibri"/>
+          <w:b/>
+          <w:bCs/>
+        </w:rPr>
+      </w:pPr>
+    </w:p>
+    <w:p>
+      <w:pPr>
+        <w:rPr>
+          <w:rFonts w:ascii="Calibri" w:hAnsi="Calibri" w:cs="Calibri"/>
+          <w:b/>
+          <w:bCs/>
+          <w:color w:val="EE0000"/>
+        </w:rPr>
+      </w:pPr>
+      <w:r>
+        <w:rPr>
+          <w:rFonts w:ascii="Calibri" w:hAnsi="Calibri" w:cs="Calibri"/>
+          <w:b/>
+          <w:bCs/>
+          <w:color w:val="EE0000"/>
+        </w:rPr>
+        <w:lastRenderedPageBreak/>
         <w:t>Week 12: 20.03.26</w:t>
       </w:r>
     </w:p>
@@ -1980,7 +2011,6 @@
         <w:rPr>
           <w:rFonts w:ascii="Calibri" w:hAnsi="Calibri" w:cs="Calibri"/>
         </w:rPr>
-        <w:lastRenderedPageBreak/>
         <w:t>Presented current model results and status of the midway report. Tue was very satisfied with the results so far. Tue could not assist much with the formalia in the report. Discussed next steps and areas to validate. Tue recommended implementing brokerage fees in the result calculation, using an ensemble or model council approach to decide whether to initiate a trade, and testing on different periods of historic data using Hugging Face data.</w:t>
       </w:r>
     </w:p>
@@ -2015,89 +2045,6 @@
           <w:rFonts w:ascii="Calibri" w:hAnsi="Calibri" w:cs="Calibri"/>
         </w:rPr>
         <w:t>Double-check that training and test splits are not mixed up. Include slippage and brokerage fees in the trading system – present results both with and without brokerage fees. Probe some of the trades manually and verify the price action against Yahoo Finance. Look into building an adapter that can convert Tue’s historic data from Hugging Face into minute-level data compatible with our pipeline. Validate the model on various two-week historic splits of data to confirm it performs well beyond the current test period. Investigate using an ensemble or model council to decide whether to initiate each trade, rather than relying on a single model’s prediction.</w:t>
-      </w:r>
-    </w:p>
-    <w:p>
-      <w:pPr>
-        <w:rPr>
-          <w:rFonts w:ascii="Calibri" w:hAnsi="Calibri" w:cs="Calibri"/>
-          <w:b/>
-          <w:color w:val="C00000"/>
-        </w:rPr>
-      </w:pPr>
-      <w:r>
-        <w:rPr>
-          <w:rFonts w:ascii="Calibri" w:hAnsi="Calibri" w:cs="Calibri"/>
-          <w:b/>
-          <w:color w:val="C00000"/>
-        </w:rPr>
-        <w:t>Week 13: 24.03.26</w:t>
-      </w:r>
-    </w:p>
-    <w:p>
-      <w:pPr>
-        <w:rPr>
-          <w:rFonts w:ascii="Calibri" w:hAnsi="Calibri" w:cs="Calibri"/>
-          <w:b/>
-          <w:bCs/>
-          <w:i/>
-        </w:rPr>
-      </w:pPr>
-      <w:r>
-        <w:rPr>
-          <w:rFonts w:ascii="Calibri" w:hAnsi="Calibri" w:cs="Calibri"/>
-          <w:b/>
-          <w:bCs/>
-          <w:i/>
-          <w:iCs/>
-        </w:rPr>
-        <w:t>Presentation of results since last meeting</w:t>
-      </w:r>
-    </w:p>
-    <w:p>
-      <w:pPr>
-        <w:rPr>
-          <w:rFonts w:ascii="Calibri" w:hAnsi="Calibri" w:cs="Calibri"/>
-        </w:rPr>
-      </w:pPr>
-      <w:r>
-        <w:rPr>
-          <w:rFonts w:ascii="Calibri" w:hAnsi="Calibri" w:cs="Calibri"/>
-        </w:rPr>
-        <w:t>Presented current model results and discussed the stock selection heuristic, equity allocation strategy, and ethics considerations. Tue suggested updating the heuristic to trade based on past performance rather than solely selecting the 50 largest companies by market cap. Discussed Bayesian optimisation: Tue remains against using it for training but agreed it could be tested during the testing phase by switching thresholds without retraining the model. Explored equity partitioning strategies, including going all in on a single trade and initiating a new one only when it completes. Tue recommended using an ensemble method to cross-check probabilities across multiple models to increase conviction. Discussed data ethics, including reproducibility and whether the companies used for training are ethical. Also discussed broader ethical implications: whether the model works long term, the risk of users misreading returns as guaranteed, and whether training a model aimed at short-term trading is ethical in itself. Tue had no specific guidance on feature evaluation. Discussed getting the Hugging Face data working with the pipeline. Results should be inserted into the method section of the report.</w:t>
-      </w:r>
-    </w:p>
-    <w:p>
-      <w:pPr>
-        <w:rPr>
-          <w:rFonts w:ascii="Calibri" w:hAnsi="Calibri" w:cs="Calibri"/>
-          <w:b/>
-          <w:bCs/>
-          <w:i/>
-        </w:rPr>
-      </w:pPr>
-      <w:r>
-        <w:rPr>
-          <w:rFonts w:ascii="Calibri" w:hAnsi="Calibri" w:cs="Calibri"/>
-          <w:b/>
-          <w:bCs/>
-          <w:i/>
-          <w:iCs/>
-        </w:rPr>
-        <w:t>Action points for next week</w:t>
-      </w:r>
-    </w:p>
-    <w:p>
-      <w:pPr>
-        <w:rPr>
-          <w:rFonts w:ascii="Calibri" w:hAnsi="Calibri" w:cs="Calibri"/>
-        </w:rPr>
-      </w:pPr>
-      <w:r>
-        <w:rPr>
-          <w:rFonts w:ascii="Calibri" w:hAnsi="Calibri" w:cs="Calibri"/>
-        </w:rPr>
-        <w:t>Update the stock selection heuristic to trade based on past performance instead of solely using the 50 largest tech companies by market cap. Test different equity partitioning strategies, including allocating all capital to a single trade at a time and trying different splits. Implement the ensemble method to cross-check probabilities across multiple models and increase trade conviction. Get Tue’s historic data from Hugging Face working with the pipeline. Insert results into the method section of the report. Address data ethics in the report: reproducibility and ethical assessment of selected companies. Discuss the ethical implications of short-term trading models in the report, including the risk of users misinterpreting returns as guaranteed.</w:t>
       </w:r>
     </w:p>
     <w:p>

--- a/Admin/logbook.docx
+++ b/Admin/logbook.docx
@@ -1263,11 +1263,6 @@
           <w:rFonts w:ascii="Calibri" w:hAnsi="Calibri" w:cs="Calibri"/>
         </w:rPr>
         <w:t xml:space="preserve">Use the 50 largest tech companies by market cap as the stock picking heuristic. A more sophisticated stock selection model may be developed in a future iteration. Continue writing the midway report: </w:t>
-      </w:r>
-      <w:r>
-        <w:rPr>
-          <w:rFonts w:ascii="Calibri" w:hAnsi="Calibri" w:cs="Calibri"/>
-        </w:rPr>
         <w:lastRenderedPageBreak/>
         <w:t>Oskar on the method section, Fabian on the introduction and data sections, Valdemar on the model testing framework.</w:t>
       </w:r>
@@ -1645,11 +1640,6 @@
           <w:rFonts w:ascii="Calibri" w:hAnsi="Calibri" w:cs="Calibri"/>
         </w:rPr>
         <w:t xml:space="preserve">Use 10 pools of capital for concurrent trades to correctly calculate returns. Filter for high-conviction trades only to reduce the impact of brokerage fees on incorrect predictions. Modify the triple barrier to require higher expected profit per trade and a higher probability of success. Explore tuning the probability threshold and barrier height with Bayesian optimisation. Implement features that control </w:t>
-      </w:r>
-      <w:r>
-        <w:rPr>
-          <w:rFonts w:ascii="Calibri" w:hAnsi="Calibri" w:cs="Calibri"/>
-        </w:rPr>
         <w:lastRenderedPageBreak/>
         <w:t>the barrier height beyond just volatility. Test required_buy_probability and required_sell_probability thresholds to prevent overtrading. Explore defining thresholds as a percentage of total buy/sell orders instead of fixed probabilities. Investigate how to incorporate risk/reward into the model rather than relying solely on probability of correctness.</w:t>
       </w:r>
@@ -1658,6 +1648,190 @@
       <w:pPr>
         <w:rPr>
           <w:rFonts w:ascii="Calibri" w:hAnsi="Calibri" w:cs="Calibri"/>
+          <w:b/>
+          <w:bCs/>
+          <w:color w:val="C00000"/>
+        </w:rPr>
+      </w:pPr>
+      <w:r>
+        <w:rPr>
+          <w:rFonts w:ascii="Calibri" w:hAnsi="Calibri" w:cs="Calibri"/>
+          <w:b/>
+          <w:bCs/>
+          <w:color w:val="C00000"/>
+        </w:rPr>
+        <w:t>Week 13: 25.03.26</w:t>
+      </w:r>
+    </w:p>
+    <w:p>
+      <w:pPr>
+        <w:rPr>
+          <w:rFonts w:ascii="Calibri" w:hAnsi="Calibri" w:cs="Calibri"/>
+          <w:b/>
+          <w:bCs/>
+          <w:i/>
+        </w:rPr>
+      </w:pPr>
+      <w:r>
+        <w:rPr>
+          <w:rFonts w:ascii="Calibri" w:hAnsi="Calibri" w:cs="Calibri"/>
+          <w:b/>
+          <w:bCs/>
+          <w:i/>
+          <w:iCs/>
+        </w:rPr>
+        <w:t>Questions</w:t>
+      </w:r>
+    </w:p>
+    <w:p>
+      <w:pPr>
+        <w:rPr>
+          <w:rFonts w:ascii="Calibri" w:hAnsi="Calibri" w:cs="Calibri"/>
+        </w:rPr>
+      </w:pPr>
+      <w:r>
+        <w:rPr>
+          <w:rFonts w:ascii="Calibri" w:hAnsi="Calibri" w:cs="Calibri"/>
+        </w:rPr>
+        <w:t>Training accuracy is currently around 37% – needs investigation to determine whether the model is underfitting or if there are other issues. How should risk/reward be incorporated into the trading decision rather than relying solely on probability of correctness?</w:t>
+      </w:r>
+    </w:p>
+    <w:p>
+      <w:pPr>
+        <w:rPr>
+          <w:rFonts w:ascii="Calibri" w:hAnsi="Calibri" w:cs="Calibri"/>
+          <w:b/>
+          <w:bCs/>
+          <w:i/>
+        </w:rPr>
+      </w:pPr>
+      <w:r>
+        <w:rPr>
+          <w:rFonts w:ascii="Calibri" w:hAnsi="Calibri" w:cs="Calibri"/>
+          <w:b/>
+          <w:bCs/>
+          <w:i/>
+          <w:iCs/>
+        </w:rPr>
+        <w:t>Reading, who and what</w:t>
+      </w:r>
+    </w:p>
+    <w:p>
+      <w:pPr>
+        <w:rPr>
+          <w:rFonts w:ascii="Calibri" w:hAnsi="Calibri" w:cs="Calibri"/>
+        </w:rPr>
+      </w:pPr>
+      <w:r>
+        <w:rPr>
+          <w:rFonts w:ascii="Calibri" w:hAnsi="Calibri" w:cs="Calibri"/>
+        </w:rPr>
+        <w:t>No reading this week.</w:t>
+      </w:r>
+    </w:p>
+    <w:p>
+      <w:pPr>
+        <w:rPr>
+          <w:rFonts w:ascii="Calibri" w:hAnsi="Calibri" w:cs="Calibri"/>
+          <w:b/>
+          <w:bCs/>
+          <w:i/>
+        </w:rPr>
+      </w:pPr>
+      <w:r>
+        <w:rPr>
+          <w:rFonts w:ascii="Calibri" w:hAnsi="Calibri" w:cs="Calibri"/>
+          <w:b/>
+          <w:bCs/>
+          <w:i/>
+          <w:iCs/>
+        </w:rPr>
+        <w:t>Implementation, who and what</w:t>
+      </w:r>
+    </w:p>
+    <w:p>
+      <w:pPr>
+        <w:rPr>
+          <w:rFonts w:ascii="Calibri" w:hAnsi="Calibri" w:cs="Calibri"/>
+        </w:rPr>
+      </w:pPr>
+      <w:r>
+        <w:rPr>
+          <w:rFonts w:ascii="Calibri" w:hAnsi="Calibri" w:cs="Calibri"/>
+        </w:rPr>
+        <w:t>No implementation during this meeting – focused on planning next steps based on feedback from the supervisor meeting with Tue.</w:t>
+      </w:r>
+    </w:p>
+    <w:p>
+      <w:pPr>
+        <w:rPr>
+          <w:rFonts w:ascii="Calibri" w:hAnsi="Calibri" w:cs="Calibri"/>
+          <w:b/>
+          <w:bCs/>
+          <w:i/>
+        </w:rPr>
+      </w:pPr>
+      <w:r>
+        <w:rPr>
+          <w:rFonts w:ascii="Calibri" w:hAnsi="Calibri" w:cs="Calibri"/>
+          <w:b/>
+          <w:bCs/>
+          <w:i/>
+          <w:iCs/>
+        </w:rPr>
+        <w:t>Results, who and what</w:t>
+      </w:r>
+    </w:p>
+    <w:p>
+      <w:pPr>
+        <w:rPr>
+          <w:rFonts w:ascii="Calibri" w:hAnsi="Calibri" w:cs="Calibri"/>
+        </w:rPr>
+      </w:pPr>
+      <w:r>
+        <w:rPr>
+          <w:rFonts w:ascii="Calibri" w:hAnsi="Calibri" w:cs="Calibri"/>
+        </w:rPr>
+        <w:t>Reviewed the outcomes of the supervisor meeting with Tue from March 24 and planned the next iteration of work. Identified several areas for improvement: feature evaluation through cross-validation, restricting trades after market open, an ensemble model approach for higher prediction conviction, data pipeline documentation, training accuracy investigation, walk-forward validation, incorporating trading fees during training, and risk/reward calculations.</w:t>
+      </w:r>
+    </w:p>
+    <w:p>
+      <w:pPr>
+        <w:rPr>
+          <w:rFonts w:ascii="Calibri" w:hAnsi="Calibri" w:cs="Calibri"/>
+          <w:b/>
+          <w:bCs/>
+          <w:i/>
+        </w:rPr>
+      </w:pPr>
+      <w:r>
+        <w:rPr>
+          <w:rFonts w:ascii="Calibri" w:hAnsi="Calibri" w:cs="Calibri"/>
+          <w:b/>
+          <w:bCs/>
+          <w:i/>
+          <w:iCs/>
+        </w:rPr>
+        <w:t>Decisions</w:t>
+      </w:r>
+    </w:p>
+    <w:p>
+      <w:pPr>
+        <w:rPr>
+          <w:rFonts w:ascii="Calibri" w:hAnsi="Calibri" w:cs="Calibri"/>
+        </w:rPr>
+      </w:pPr>
+      <w:r>
+        <w:rPr>
+          <w:rFonts w:ascii="Calibri" w:hAnsi="Calibri" w:cs="Calibri"/>
+        </w:rPr>
+        <w:t>Alone: Fabian implements feature cross-validation or a similar approach to test which feature combinations return the best results. Fabian tests applying trading fees during training instead of only during result calculation. Valdemar implements a restriction to disallow trades in a given timeframe after market opens. Valdemar sets up a model-counsel approach with an ensemble of models for more precise predictions. Valdemar investigates how to improve training accuracy (currently ~0.37) by testing for overfitting and related issues. Oskar creates a graph of the full data pipeline from retrieval to testing. Oskar looks into implementing a walk-forward split. Oskar works on the risk/reward calculation.</w:t>
+      </w:r>
+    </w:p>
+    <w:p>
+      <w:pPr>
+        <w:rPr>
+          <w:rFonts w:ascii="Calibri" w:hAnsi="Calibri" w:cs="Calibri"/>
         </w:rPr>
       </w:pPr>
     </w:p>
@@ -1951,34 +2125,47 @@
           <w:bCs/>
         </w:rPr>
       </w:pPr>
-    </w:p>
-    <w:p>
-      <w:pPr>
-        <w:rPr>
-          <w:rFonts w:ascii="Calibri" w:hAnsi="Calibri" w:cs="Calibri"/>
-          <w:b/>
-          <w:bCs/>
-        </w:rPr>
-      </w:pPr>
-    </w:p>
-    <w:p>
-      <w:pPr>
-        <w:rPr>
-          <w:rFonts w:ascii="Calibri" w:hAnsi="Calibri" w:cs="Calibri"/>
-          <w:b/>
-          <w:bCs/>
-          <w:color w:val="EE0000"/>
-        </w:rPr>
-      </w:pPr>
-      <w:r>
-        <w:rPr>
-          <w:rFonts w:ascii="Calibri" w:hAnsi="Calibri" w:cs="Calibri"/>
-          <w:b/>
-          <w:bCs/>
-          <w:color w:val="EE0000"/>
+      <w:r>
+        <w:rPr>
+          <w:rFonts w:ascii="Calibri" w:hAnsi="Calibri" w:cs="Calibri"/>
+          <w:b/>
+          <w:bCs/>
+        </w:rPr>
+        <w:t>Week 12: 20.03.26</w:t>
+      </w:r>
+    </w:p>
+    <w:p>
+      <w:pPr>
+        <w:rPr>
+          <w:rFonts w:ascii="Calibri" w:hAnsi="Calibri" w:cs="Calibri"/>
+          <w:b/>
+          <w:bCs/>
+          <w:i/>
+        </w:rPr>
+      </w:pPr>
+      <w:r>
+        <w:rPr>
+          <w:rFonts w:ascii="Calibri" w:hAnsi="Calibri" w:cs="Calibri"/>
+          <w:b/>
+          <w:bCs/>
+          <w:i/>
+          <w:iCs/>
+        </w:rPr>
+        <w:t>Presentation of results since last meeting</w:t>
+      </w:r>
+    </w:p>
+    <w:p>
+      <w:pPr>
+        <w:rPr>
+          <w:rFonts w:ascii="Calibri" w:hAnsi="Calibri" w:cs="Calibri"/>
+        </w:rPr>
+      </w:pPr>
+      <w:r>
+        <w:rPr>
+          <w:rFonts w:ascii="Calibri" w:hAnsi="Calibri" w:cs="Calibri"/>
         </w:rPr>
         <w:lastRenderedPageBreak/>
-        <w:t>Week 12: 20.03.26</w:t>
+        <w:t>Presented current model results and status of the midway report. Tue was very satisfied with the results so far. Tue could not assist much with the formalia in the report. Discussed next steps and areas to validate. Tue recommended implementing brokerage fees in the result calculation, using an ensemble or model council approach to decide whether to initiate a trade, and testing on different periods of historic data using Hugging Face data.</w:t>
       </w:r>
     </w:p>
     <w:p>
@@ -1998,6 +2185,56 @@
           <w:i/>
           <w:iCs/>
         </w:rPr>
+        <w:t>Action points for next week</w:t>
+      </w:r>
+    </w:p>
+    <w:p>
+      <w:pPr>
+        <w:rPr>
+          <w:rFonts w:ascii="Calibri" w:hAnsi="Calibri" w:cs="Calibri"/>
+        </w:rPr>
+      </w:pPr>
+      <w:r>
+        <w:rPr>
+          <w:rFonts w:ascii="Calibri" w:hAnsi="Calibri" w:cs="Calibri"/>
+        </w:rPr>
+        <w:t>Double-check that training and test splits are not mixed up. Include slippage and brokerage fees in the trading system – present results both with and without brokerage fees. Probe some of the trades manually and verify the price action against Yahoo Finance. Look into building an adapter that can convert Tue’s historic data from Hugging Face into minute-level data compatible with our pipeline. Validate the model on various two-week historic splits of data to confirm it performs well beyond the current test period. Investigate using an ensemble or model council to decide whether to initiate each trade, rather than relying on a single model’s prediction.</w:t>
+      </w:r>
+    </w:p>
+    <w:p>
+      <w:pPr>
+        <w:rPr>
+          <w:rFonts w:ascii="Calibri" w:hAnsi="Calibri" w:cs="Calibri"/>
+          <w:b/>
+          <w:color w:val="C00000"/>
+        </w:rPr>
+      </w:pPr>
+      <w:r>
+        <w:rPr>
+          <w:rFonts w:ascii="Calibri" w:hAnsi="Calibri" w:cs="Calibri"/>
+          <w:b/>
+          <w:color w:val="C00000"/>
+        </w:rPr>
+        <w:t>Week 13: 24.03.26</w:t>
+      </w:r>
+    </w:p>
+    <w:p>
+      <w:pPr>
+        <w:rPr>
+          <w:rFonts w:ascii="Calibri" w:hAnsi="Calibri" w:cs="Calibri"/>
+          <w:b/>
+          <w:bCs/>
+          <w:i/>
+        </w:rPr>
+      </w:pPr>
+      <w:r>
+        <w:rPr>
+          <w:rFonts w:ascii="Calibri" w:hAnsi="Calibri" w:cs="Calibri"/>
+          <w:b/>
+          <w:bCs/>
+          <w:i/>
+          <w:iCs/>
+        </w:rPr>
         <w:t>Presentation of results since last meeting</w:t>
       </w:r>
     </w:p>
@@ -2011,7 +2248,7 @@
         <w:rPr>
           <w:rFonts w:ascii="Calibri" w:hAnsi="Calibri" w:cs="Calibri"/>
         </w:rPr>
-        <w:t>Presented current model results and status of the midway report. Tue was very satisfied with the results so far. Tue could not assist much with the formalia in the report. Discussed next steps and areas to validate. Tue recommended implementing brokerage fees in the result calculation, using an ensemble or model council approach to decide whether to initiate a trade, and testing on different periods of historic data using Hugging Face data.</w:t>
+        <w:t>Presented current model results and discussed the stock selection heuristic, equity allocation strategy, and ethics considerations. Tue suggested updating the heuristic to trade based on past performance rather than solely selecting the 50 largest companies by market cap. Discussed Bayesian optimisation: Tue remains against using it for training but agreed it could be tested during the testing phase by switching thresholds without retraining the model. Explored equity partitioning strategies, including going all in on a single trade and initiating a new one only when it completes. Tue recommended using an ensemble method to cross-check probabilities across multiple models to increase conviction. Discussed data ethics, including reproducibility and whether the companies used for training are ethical. Also discussed broader ethical implications: whether the model works long term, the risk of users misreading returns as guaranteed, and whether training a model aimed at short-term trading is ethical in itself. Tue had no specific guidance on feature evaluation. Discussed getting the Hugging Face data working with the pipeline. Results should be inserted into the method section of the report.</w:t>
       </w:r>
     </w:p>
     <w:p>
@@ -2044,7 +2281,7 @@
         <w:rPr>
           <w:rFonts w:ascii="Calibri" w:hAnsi="Calibri" w:cs="Calibri"/>
         </w:rPr>
-        <w:t>Double-check that training and test splits are not mixed up. Include slippage and brokerage fees in the trading system – present results both with and without brokerage fees. Probe some of the trades manually and verify the price action against Yahoo Finance. Look into building an adapter that can convert Tue’s historic data from Hugging Face into minute-level data compatible with our pipeline. Validate the model on various two-week historic splits of data to confirm it performs well beyond the current test period. Investigate using an ensemble or model council to decide whether to initiate each trade, rather than relying on a single model’s prediction.</w:t>
+        <w:t>Update the stock selection heuristic to trade based on past performance instead of solely using the 50 largest tech companies by market cap. Test different equity partitioning strategies, including allocating all capital to a single trade at a time and trying different splits. Implement the ensemble method to cross-check probabilities across multiple models and increase trade conviction. Get Tue’s historic data from Hugging Face working with the pipeline. Insert results into the method section of the report. Address data ethics in the report: reproducibility and ethical assessment of selected companies. Discuss the ethical implications of short-term trading models in the report, including the risk of users misinterpreting returns as guaranteed.</w:t>
       </w:r>
     </w:p>
     <w:p>

--- a/Admin/logbook.docx
+++ b/Admin/logbook.docx
@@ -2282,6 +2282,89 @@
           <w:rFonts w:ascii="Calibri" w:hAnsi="Calibri" w:cs="Calibri"/>
         </w:rPr>
         <w:t>Update the stock selection heuristic to trade based on past performance instead of solely using the 50 largest tech companies by market cap. Test different equity partitioning strategies, including allocating all capital to a single trade at a time and trying different splits. Implement the ensemble method to cross-check probabilities across multiple models and increase trade conviction. Get Tue’s historic data from Hugging Face working with the pipeline. Insert results into the method section of the report. Address data ethics in the report: reproducibility and ethical assessment of selected companies. Discuss the ethical implications of short-term trading models in the report, including the risk of users misinterpreting returns as guaranteed.</w:t>
+      </w:r>
+    </w:p>
+    <w:p>
+      <w:pPr>
+        <w:rPr>
+          <w:rFonts w:ascii="Calibri" w:hAnsi="Calibri" w:cs="Calibri"/>
+          <w:b/>
+          <w:color w:val="C00000"/>
+        </w:rPr>
+      </w:pPr>
+      <w:r>
+        <w:rPr>
+          <w:rFonts w:ascii="Calibri" w:hAnsi="Calibri" w:cs="Calibri"/>
+          <w:b/>
+          <w:color w:val="C00000"/>
+        </w:rPr>
+        <w:t>Week 15: 07.04.26</w:t>
+      </w:r>
+    </w:p>
+    <w:p>
+      <w:pPr>
+        <w:rPr>
+          <w:rFonts w:ascii="Calibri" w:hAnsi="Calibri" w:cs="Calibri"/>
+          <w:b/>
+          <w:bCs/>
+          <w:i/>
+        </w:rPr>
+      </w:pPr>
+      <w:r>
+        <w:rPr>
+          <w:rFonts w:ascii="Calibri" w:hAnsi="Calibri" w:cs="Calibri"/>
+          <w:b/>
+          <w:bCs/>
+          <w:i/>
+          <w:iCs/>
+        </w:rPr>
+        <w:t>Presentation of results since last meeting</w:t>
+      </w:r>
+    </w:p>
+    <w:p>
+      <w:pPr>
+        <w:rPr>
+          <w:rFonts w:ascii="Calibri" w:hAnsi="Calibri" w:cs="Calibri"/>
+        </w:rPr>
+      </w:pPr>
+      <w:r>
+        <w:rPr>
+          <w:rFonts w:ascii="Calibri" w:hAnsi="Calibri" w:cs="Calibri"/>
+        </w:rPr>
+        <w:t>Short meeting as no work was done in the prior week due to the Easter holiday. Briefly discussed the peer feedback that needs to be given to the other group. Tue emphasised that AI should not be used when writing the feedback. Discussed one technical topic: when using triple barrier labelling, the dataset becomes imbalanced because the middle barrier (hold) outweighs the other two labels (buy and sell).</w:t>
+      </w:r>
+    </w:p>
+    <w:p>
+      <w:pPr>
+        <w:rPr>
+          <w:rFonts w:ascii="Calibri" w:hAnsi="Calibri" w:cs="Calibri"/>
+          <w:b/>
+          <w:bCs/>
+          <w:i/>
+        </w:rPr>
+      </w:pPr>
+      <w:r>
+        <w:rPr>
+          <w:rFonts w:ascii="Calibri" w:hAnsi="Calibri" w:cs="Calibri"/>
+          <w:b/>
+          <w:bCs/>
+          <w:i/>
+          <w:iCs/>
+        </w:rPr>
+        <w:t>Action points for next week</w:t>
+      </w:r>
+    </w:p>
+    <w:p>
+      <w:pPr>
+        <w:rPr>
+          <w:rFonts w:ascii="Calibri" w:hAnsi="Calibri" w:cs="Calibri"/>
+        </w:rPr>
+      </w:pPr>
+      <w:r>
+        <w:rPr>
+          <w:rFonts w:ascii="Calibri" w:hAnsi="Calibri" w:cs="Calibri"/>
+        </w:rPr>
+        <w:t>Write the peer feedback for the other group without using AI. Investigate and address the class imbalance in the triple barrier labelling, where the middle barrier (hold) outweighs the buy and sell labels.</w:t>
       </w:r>
     </w:p>
     <w:p>

--- a/Admin/logbook.docx
+++ b/Admin/logbook.docx
@@ -1826,6 +1826,190 @@
           <w:rFonts w:ascii="Calibri" w:hAnsi="Calibri" w:cs="Calibri"/>
         </w:rPr>
         <w:t>Alone: Fabian implements feature cross-validation or a similar approach to test which feature combinations return the best results. Fabian tests applying trading fees during training instead of only during result calculation. Valdemar implements a restriction to disallow trades in a given timeframe after market opens. Valdemar sets up a model-counsel approach with an ensemble of models for more precise predictions. Valdemar investigates how to improve training accuracy (currently ~0.37) by testing for overfitting and related issues. Oskar creates a graph of the full data pipeline from retrieval to testing. Oskar looks into implementing a walk-forward split. Oskar works on the risk/reward calculation.</w:t>
+      </w:r>
+    </w:p>
+    <w:p>
+      <w:pPr>
+        <w:rPr>
+          <w:rFonts w:ascii="Calibri" w:hAnsi="Calibri" w:cs="Calibri"/>
+          <w:b/>
+          <w:bCs/>
+          <w:color w:val="C00000"/>
+        </w:rPr>
+      </w:pPr>
+      <w:r>
+        <w:rPr>
+          <w:rFonts w:ascii="Calibri" w:hAnsi="Calibri" w:cs="Calibri"/>
+          <w:b/>
+          <w:bCs/>
+          <w:color w:val="C00000"/>
+        </w:rPr>
+        <w:t>Week 15: 08.04.26</w:t>
+      </w:r>
+    </w:p>
+    <w:p>
+      <w:pPr>
+        <w:rPr>
+          <w:rFonts w:ascii="Calibri" w:hAnsi="Calibri" w:cs="Calibri"/>
+          <w:b/>
+          <w:bCs/>
+          <w:i/>
+        </w:rPr>
+      </w:pPr>
+      <w:r>
+        <w:rPr>
+          <w:rFonts w:ascii="Calibri" w:hAnsi="Calibri" w:cs="Calibri"/>
+          <w:b/>
+          <w:bCs/>
+          <w:i/>
+          <w:iCs/>
+        </w:rPr>
+        <w:t>Questions</w:t>
+      </w:r>
+    </w:p>
+    <w:p>
+      <w:pPr>
+        <w:rPr>
+          <w:rFonts w:ascii="Calibri" w:hAnsi="Calibri" w:cs="Calibri"/>
+        </w:rPr>
+      </w:pPr>
+      <w:r>
+        <w:rPr>
+          <w:rFonts w:ascii="Calibri" w:hAnsi="Calibri" w:cs="Calibri"/>
+        </w:rPr>
+        <w:t>No new questions this week.</w:t>
+      </w:r>
+    </w:p>
+    <w:p>
+      <w:pPr>
+        <w:rPr>
+          <w:rFonts w:ascii="Calibri" w:hAnsi="Calibri" w:cs="Calibri"/>
+          <w:b/>
+          <w:bCs/>
+          <w:i/>
+        </w:rPr>
+      </w:pPr>
+      <w:r>
+        <w:rPr>
+          <w:rFonts w:ascii="Calibri" w:hAnsi="Calibri" w:cs="Calibri"/>
+          <w:b/>
+          <w:bCs/>
+          <w:i/>
+          <w:iCs/>
+        </w:rPr>
+        <w:t>Reading, who and what</w:t>
+      </w:r>
+    </w:p>
+    <w:p>
+      <w:pPr>
+        <w:rPr>
+          <w:rFonts w:ascii="Calibri" w:hAnsi="Calibri" w:cs="Calibri"/>
+        </w:rPr>
+      </w:pPr>
+      <w:r>
+        <w:rPr>
+          <w:rFonts w:ascii="Calibri" w:hAnsi="Calibri" w:cs="Calibri"/>
+        </w:rPr>
+        <w:t>All members: Read the peer group’s midway report on on-device Arduino training.</w:t>
+      </w:r>
+    </w:p>
+    <w:p>
+      <w:pPr>
+        <w:rPr>
+          <w:rFonts w:ascii="Calibri" w:hAnsi="Calibri" w:cs="Calibri"/>
+          <w:b/>
+          <w:bCs/>
+          <w:i/>
+        </w:rPr>
+      </w:pPr>
+      <w:r>
+        <w:rPr>
+          <w:rFonts w:ascii="Calibri" w:hAnsi="Calibri" w:cs="Calibri"/>
+          <w:b/>
+          <w:bCs/>
+          <w:i/>
+          <w:iCs/>
+        </w:rPr>
+        <w:t>Implementation, who and what</w:t>
+      </w:r>
+    </w:p>
+    <w:p>
+      <w:pPr>
+        <w:rPr>
+          <w:rFonts w:ascii="Calibri" w:hAnsi="Calibri" w:cs="Calibri"/>
+        </w:rPr>
+      </w:pPr>
+      <w:r>
+        <w:rPr>
+          <w:rFonts w:ascii="Calibri" w:hAnsi="Calibri" w:cs="Calibri"/>
+        </w:rPr>
+        <w:t>No implementation work during this meeting – focused on peer feedback.</w:t>
+      </w:r>
+    </w:p>
+    <w:p>
+      <w:pPr>
+        <w:rPr>
+          <w:rFonts w:ascii="Calibri" w:hAnsi="Calibri" w:cs="Calibri"/>
+          <w:b/>
+          <w:bCs/>
+          <w:i/>
+        </w:rPr>
+      </w:pPr>
+      <w:r>
+        <w:rPr>
+          <w:rFonts w:ascii="Calibri" w:hAnsi="Calibri" w:cs="Calibri"/>
+          <w:b/>
+          <w:bCs/>
+          <w:i/>
+          <w:iCs/>
+        </w:rPr>
+        <w:t>Results, who and what</w:t>
+      </w:r>
+    </w:p>
+    <w:p>
+      <w:pPr>
+        <w:rPr>
+          <w:rFonts w:ascii="Calibri" w:hAnsi="Calibri" w:cs="Calibri"/>
+        </w:rPr>
+      </w:pPr>
+      <w:r>
+        <w:rPr>
+          <w:rFonts w:ascii="Calibri" w:hAnsi="Calibri" w:cs="Calibri"/>
+        </w:rPr>
+        <w:t>Together: Read the peer group’s report on on-device Arduino training, made inline comments throughout, and condensed the feedback into half a page of prose and seven concrete questions. Booked the other group for a feedback session next Wednesday where the feedback will be presented. Saved the feedback for inclusion in the final submission.</w:t>
+      </w:r>
+    </w:p>
+    <w:p>
+      <w:pPr>
+        <w:rPr>
+          <w:rFonts w:ascii="Calibri" w:hAnsi="Calibri" w:cs="Calibri"/>
+          <w:b/>
+          <w:bCs/>
+          <w:i/>
+        </w:rPr>
+      </w:pPr>
+      <w:r>
+        <w:rPr>
+          <w:rFonts w:ascii="Calibri" w:hAnsi="Calibri" w:cs="Calibri"/>
+          <w:b/>
+          <w:bCs/>
+          <w:i/>
+          <w:iCs/>
+        </w:rPr>
+        <w:t>Decisions</w:t>
+      </w:r>
+    </w:p>
+    <w:p>
+      <w:pPr>
+        <w:rPr>
+          <w:rFonts w:ascii="Calibri" w:hAnsi="Calibri" w:cs="Calibri"/>
+        </w:rPr>
+      </w:pPr>
+      <w:r>
+        <w:rPr>
+          <w:rFonts w:ascii="Calibri" w:hAnsi="Calibri" w:cs="Calibri"/>
+        </w:rPr>
+        <w:t>Present the peer feedback to the other group at the scheduled session next Wednesday (15.04.26). Save the written feedback for inclusion in the final submission.</w:t>
       </w:r>
     </w:p>
     <w:p>

--- a/Admin/logbook.docx
+++ b/Admin/logbook.docx
@@ -1263,6 +1263,11 @@
           <w:rFonts w:ascii="Calibri" w:hAnsi="Calibri" w:cs="Calibri"/>
         </w:rPr>
         <w:t xml:space="preserve">Use the 50 largest tech companies by market cap as the stock picking heuristic. A more sophisticated stock selection model may be developed in a future iteration. Continue writing the midway report: </w:t>
+      </w:r>
+      <w:r>
+        <w:rPr>
+          <w:rFonts w:ascii="Calibri" w:hAnsi="Calibri" w:cs="Calibri"/>
+        </w:rPr>
         <w:lastRenderedPageBreak/>
         <w:t>Oskar on the method section, Fabian on the introduction and data sections, Valdemar on the model testing framework.</w:t>
       </w:r>
@@ -1640,6 +1645,11 @@
           <w:rFonts w:ascii="Calibri" w:hAnsi="Calibri" w:cs="Calibri"/>
         </w:rPr>
         <w:t xml:space="preserve">Use 10 pools of capital for concurrent trades to correctly calculate returns. Filter for high-conviction trades only to reduce the impact of brokerage fees on incorrect predictions. Modify the triple barrier to require higher expected profit per trade and a higher probability of success. Explore tuning the probability threshold and barrier height with Bayesian optimisation. Implement features that control </w:t>
+      </w:r>
+      <w:r>
+        <w:rPr>
+          <w:rFonts w:ascii="Calibri" w:hAnsi="Calibri" w:cs="Calibri"/>
+        </w:rPr>
         <w:lastRenderedPageBreak/>
         <w:t>the barrier height beyond just volatility. Test required_buy_probability and required_sell_probability thresholds to prevent overtrading. Explore defining thresholds as a percentage of total buy/sell orders instead of fixed probabilities. Investigate how to incorporate risk/reward into the model rather than relying solely on probability of correctness.</w:t>
       </w:r>
@@ -2009,6 +2019,7 @@
         <w:rPr>
           <w:rFonts w:ascii="Calibri" w:hAnsi="Calibri" w:cs="Calibri"/>
         </w:rPr>
+        <w:lastRenderedPageBreak/>
         <w:t>Present the peer feedback to the other group at the scheduled session next Wednesday (15.04.26). Save the written feedback for inclusion in the final submission.</w:t>
       </w:r>
     </w:p>
@@ -2348,8 +2359,14 @@
         <w:rPr>
           <w:rFonts w:ascii="Calibri" w:hAnsi="Calibri" w:cs="Calibri"/>
         </w:rPr>
+        <w:t xml:space="preserve">Presented current model results and status of the midway report. Tue was very satisfied with the results so far. Tue could not assist much with the formalia in the report. Discussed next steps and </w:t>
+      </w:r>
+      <w:r>
+        <w:rPr>
+          <w:rFonts w:ascii="Calibri" w:hAnsi="Calibri" w:cs="Calibri"/>
+        </w:rPr>
         <w:lastRenderedPageBreak/>
-        <w:t>Presented current model results and status of the midway report. Tue was very satisfied with the results so far. Tue could not assist much with the formalia in the report. Discussed next steps and areas to validate. Tue recommended implementing brokerage fees in the result calculation, using an ensemble or model council approach to decide whether to initiate a trade, and testing on different periods of historic data using Hugging Face data.</w:t>
+        <w:t>areas to validate. Tue recommended implementing brokerage fees in the result calculation, using an ensemble or model council approach to decide whether to initiate a trade, and testing on different periods of historic data using Hugging Face data.</w:t>
       </w:r>
     </w:p>
     <w:p>
@@ -2515,6 +2532,12 @@
         <w:rPr>
           <w:rFonts w:ascii="Calibri" w:hAnsi="Calibri" w:cs="Calibri"/>
         </w:rPr>
+        <w:t xml:space="preserve">Oskar went to the supervisor meeting. </w:t>
+      </w:r>
+      <w:r>
+        <w:rPr>
+          <w:rFonts w:ascii="Calibri" w:hAnsi="Calibri" w:cs="Calibri"/>
+        </w:rPr>
         <w:t>Short meeting as no work was done in the prior week due to the Easter holiday. Briefly discussed the peer feedback that needs to be given to the other group. Tue emphasised that AI should not be used when writing the feedback. Discussed one technical topic: when using triple barrier labelling, the dataset becomes imbalanced because the middle barrier (hold) outweighs the other two labels (buy and sell).</w:t>
       </w:r>
     </w:p>
@@ -2535,6 +2558,7 @@
           <w:i/>
           <w:iCs/>
         </w:rPr>
+        <w:lastRenderedPageBreak/>
         <w:t>Action points for next week</w:t>
       </w:r>
     </w:p>

--- a/Admin/logbook.docx
+++ b/Admin/logbook.docx
@@ -1263,11 +1263,6 @@
           <w:rFonts w:ascii="Calibri" w:hAnsi="Calibri" w:cs="Calibri"/>
         </w:rPr>
         <w:t xml:space="preserve">Use the 50 largest tech companies by market cap as the stock picking heuristic. A more sophisticated stock selection model may be developed in a future iteration. Continue writing the midway report: </w:t>
-      </w:r>
-      <w:r>
-        <w:rPr>
-          <w:rFonts w:ascii="Calibri" w:hAnsi="Calibri" w:cs="Calibri"/>
-        </w:rPr>
         <w:lastRenderedPageBreak/>
         <w:t>Oskar on the method section, Fabian on the introduction and data sections, Valdemar on the model testing framework.</w:t>
       </w:r>
@@ -1645,11 +1640,6 @@
           <w:rFonts w:ascii="Calibri" w:hAnsi="Calibri" w:cs="Calibri"/>
         </w:rPr>
         <w:t xml:space="preserve">Use 10 pools of capital for concurrent trades to correctly calculate returns. Filter for high-conviction trades only to reduce the impact of brokerage fees on incorrect predictions. Modify the triple barrier to require higher expected profit per trade and a higher probability of success. Explore tuning the probability threshold and barrier height with Bayesian optimisation. Implement features that control </w:t>
-      </w:r>
-      <w:r>
-        <w:rPr>
-          <w:rFonts w:ascii="Calibri" w:hAnsi="Calibri" w:cs="Calibri"/>
-        </w:rPr>
         <w:lastRenderedPageBreak/>
         <w:t>the barrier height beyond just volatility. Test required_buy_probability and required_sell_probability thresholds to prevent overtrading. Explore defining thresholds as a percentage of total buy/sell orders instead of fixed probabilities. Investigate how to incorporate risk/reward into the model rather than relying solely on probability of correctness.</w:t>
       </w:r>
@@ -2027,6 +2017,374 @@
       <w:pPr>
         <w:rPr>
           <w:rFonts w:ascii="Calibri" w:hAnsi="Calibri" w:cs="Calibri"/>
+          <w:b/>
+          <w:bCs/>
+          <w:color w:val="C00000"/>
+        </w:rPr>
+      </w:pPr>
+      <w:r>
+        <w:rPr>
+          <w:rFonts w:ascii="Calibri" w:hAnsi="Calibri" w:cs="Calibri"/>
+          <w:b/>
+          <w:bCs/>
+          <w:color w:val="C00000"/>
+        </w:rPr>
+        <w:t>Week 15: 10.04.26</w:t>
+      </w:r>
+    </w:p>
+    <w:p>
+      <w:pPr>
+        <w:rPr>
+          <w:rFonts w:ascii="Calibri" w:hAnsi="Calibri" w:cs="Calibri"/>
+          <w:b/>
+          <w:bCs/>
+          <w:i/>
+        </w:rPr>
+      </w:pPr>
+      <w:r>
+        <w:rPr>
+          <w:rFonts w:ascii="Calibri" w:hAnsi="Calibri" w:cs="Calibri"/>
+          <w:b/>
+          <w:bCs/>
+          <w:i/>
+          <w:iCs/>
+        </w:rPr>
+        <w:t>Questions</w:t>
+      </w:r>
+    </w:p>
+    <w:p>
+      <w:pPr>
+        <w:rPr>
+          <w:rFonts w:ascii="Calibri" w:hAnsi="Calibri" w:cs="Calibri"/>
+        </w:rPr>
+      </w:pPr>
+      <w:r>
+        <w:rPr>
+          <w:rFonts w:ascii="Calibri" w:hAnsi="Calibri" w:cs="Calibri"/>
+        </w:rPr>
+        <w:t>No new questions this week.</w:t>
+      </w:r>
+    </w:p>
+    <w:p>
+      <w:pPr>
+        <w:rPr>
+          <w:rFonts w:ascii="Calibri" w:hAnsi="Calibri" w:cs="Calibri"/>
+          <w:b/>
+          <w:bCs/>
+          <w:i/>
+        </w:rPr>
+      </w:pPr>
+      <w:r>
+        <w:rPr>
+          <w:rFonts w:ascii="Calibri" w:hAnsi="Calibri" w:cs="Calibri"/>
+          <w:b/>
+          <w:bCs/>
+          <w:i/>
+          <w:iCs/>
+        </w:rPr>
+        <w:t>Reading, who and what</w:t>
+      </w:r>
+    </w:p>
+    <w:p>
+      <w:pPr>
+        <w:rPr>
+          <w:rFonts w:ascii="Calibri" w:hAnsi="Calibri" w:cs="Calibri"/>
+        </w:rPr>
+      </w:pPr>
+      <w:r>
+        <w:rPr>
+          <w:rFonts w:ascii="Calibri" w:hAnsi="Calibri" w:cs="Calibri"/>
+        </w:rPr>
+        <w:t>No reading this week.</w:t>
+      </w:r>
+    </w:p>
+    <w:p>
+      <w:pPr>
+        <w:rPr>
+          <w:rFonts w:ascii="Calibri" w:hAnsi="Calibri" w:cs="Calibri"/>
+          <w:b/>
+          <w:bCs/>
+          <w:i/>
+        </w:rPr>
+      </w:pPr>
+      <w:r>
+        <w:rPr>
+          <w:rFonts w:ascii="Calibri" w:hAnsi="Calibri" w:cs="Calibri"/>
+          <w:b/>
+          <w:bCs/>
+          <w:i/>
+          <w:iCs/>
+        </w:rPr>
+        <w:t>Implementation, who and what</w:t>
+      </w:r>
+    </w:p>
+    <w:p>
+      <w:pPr>
+        <w:rPr>
+          <w:rFonts w:ascii="Calibri" w:hAnsi="Calibri" w:cs="Calibri"/>
+        </w:rPr>
+      </w:pPr>
+      <w:r>
+        <w:rPr>
+          <w:rFonts w:ascii="Calibri" w:hAnsi="Calibri" w:cs="Calibri"/>
+        </w:rPr>
+        <w:t>Oskar: Implemented a restriction that disallows trades in a given timeframe after market open, configurable via the TOML file. Tested different thresholds for required_buy_probability and required_sell_probability to tackle the volume of semi-profitable trades, and tested sampling fewer bars to target only higher-quality bars. Implemented a new execution rule to reduce non-profitable trades when multiple trades compete for the capital pool: previously, trade allocation was effectively first-come, first-served – after applying the probability threshold, eligible trades at the same timestamp could claim available capital pools based on their order in the candidate list rather than their quality. The new logic ranks eligible trades by model conviction and executes the highest-scoring trade(s) first. Implemented a ticker cooldown to decrease churn: to avoid going in and out of the same stock rapidly and eroding returns through interchange fees, a configurable cooldown period is applied after each transaction during which that stock cannot be traded. Used Codex to simulate multiple experiments toggling required_buy_prob, top_k_per_timestep and ticker_cooldown_minutes. Implemented a new visualisation: an equity curve with time on the x-axis and the S&amp;P 500 as a baseline. Valdemar: Implemented an ensemble setup that averages predictions across multiple models to achieve higher accuracy. Configured the buy-and-hold equity curve to initiate at the start of the dataset and close at the end, rather than only covering the intervals in which trades were executed. Created standalone test Python scripts to avoid having to run the entire pipeline when debugging implementation issues. Fabian: Started writing the problem framing section of the report.</w:t>
+      </w:r>
+    </w:p>
+    <w:p>
+      <w:pPr>
+        <w:rPr>
+          <w:rFonts w:ascii="Calibri" w:hAnsi="Calibri" w:cs="Calibri"/>
+          <w:b/>
+          <w:bCs/>
+          <w:i/>
+        </w:rPr>
+      </w:pPr>
+      <w:r>
+        <w:rPr>
+          <w:rFonts w:ascii="Calibri" w:hAnsi="Calibri" w:cs="Calibri"/>
+          <w:b/>
+          <w:bCs/>
+          <w:i/>
+          <w:iCs/>
+        </w:rPr>
+        <w:t>Results, who and what</w:t>
+      </w:r>
+    </w:p>
+    <w:p>
+      <w:pPr>
+        <w:rPr>
+          <w:rFonts w:ascii="Calibri" w:hAnsi="Calibri" w:cs="Calibri"/>
+        </w:rPr>
+      </w:pPr>
+      <w:r>
+        <w:rPr>
+          <w:rFonts w:ascii="Calibri" w:hAnsi="Calibri" w:cs="Calibri"/>
+        </w:rPr>
+        <w:t>The experiments toggling required_buy_prob, top_k_per_timestep and ticker_cooldown_minutes dropped net equity loss from –7.5% to –0.1%. The result comes from only 12 trades, and one can argue that this is no longer active trading but rather staying out of the market and avoiding participating in the bear period. Being able to sort bad trades out is still considered a positive outcome. The new ensemble setup produces averaged predictions across models and the new equity curve visualisation puts the model’s performance directly against the S&amp;P 500 as a baseline.</w:t>
+      </w:r>
+    </w:p>
+    <w:p>
+      <w:pPr>
+        <w:rPr>
+          <w:rFonts w:ascii="Calibri" w:hAnsi="Calibri" w:cs="Calibri"/>
+          <w:b/>
+          <w:bCs/>
+          <w:i/>
+        </w:rPr>
+      </w:pPr>
+      <w:r>
+        <w:rPr>
+          <w:rFonts w:ascii="Calibri" w:hAnsi="Calibri" w:cs="Calibri"/>
+          <w:b/>
+          <w:bCs/>
+          <w:i/>
+          <w:iCs/>
+        </w:rPr>
+        <w:t>Decisions</w:t>
+      </w:r>
+    </w:p>
+    <w:p>
+      <w:pPr>
+        <w:rPr>
+          <w:rFonts w:ascii="Calibri" w:hAnsi="Calibri" w:cs="Calibri"/>
+        </w:rPr>
+      </w:pPr>
+      <w:r>
+        <w:rPr>
+          <w:rFonts w:ascii="Calibri" w:hAnsi="Calibri" w:cs="Calibri"/>
+        </w:rPr>
+        <w:t>Keep the new conviction-based trade execution rule, ticker cooldown and market-open trade restriction. Use the ensemble setup going forward for more reliable predictions. Continue using standalone test scripts for debugging instead of re-running the full pipeline. Continue writing the final report: Fabian on the problem framing section. Use the new equity curve visualisation with the S&amp;P 500 baseline when presenting results.</w:t>
+      </w:r>
+    </w:p>
+    <w:p>
+      <w:pPr>
+        <w:rPr>
+          <w:rFonts w:ascii="Calibri" w:hAnsi="Calibri" w:cs="Calibri"/>
+          <w:b/>
+          <w:bCs/>
+          <w:color w:val="C00000"/>
+        </w:rPr>
+      </w:pPr>
+      <w:r>
+        <w:rPr>
+          <w:rFonts w:ascii="Calibri" w:hAnsi="Calibri" w:cs="Calibri"/>
+          <w:b/>
+          <w:bCs/>
+          <w:color w:val="C00000"/>
+        </w:rPr>
+        <w:t>Week 16: 15.04.26</w:t>
+      </w:r>
+    </w:p>
+    <w:p>
+      <w:pPr>
+        <w:rPr>
+          <w:rFonts w:ascii="Calibri" w:hAnsi="Calibri" w:cs="Calibri"/>
+          <w:b/>
+          <w:bCs/>
+          <w:i/>
+        </w:rPr>
+      </w:pPr>
+      <w:r>
+        <w:rPr>
+          <w:rFonts w:ascii="Calibri" w:hAnsi="Calibri" w:cs="Calibri"/>
+          <w:b/>
+          <w:bCs/>
+          <w:i/>
+          <w:iCs/>
+        </w:rPr>
+        <w:t>Questions</w:t>
+      </w:r>
+    </w:p>
+    <w:p>
+      <w:pPr>
+        <w:rPr>
+          <w:rFonts w:ascii="Calibri" w:hAnsi="Calibri" w:cs="Calibri"/>
+        </w:rPr>
+      </w:pPr>
+      <w:r>
+        <w:rPr>
+          <w:rFonts w:ascii="Calibri" w:hAnsi="Calibri" w:cs="Calibri"/>
+        </w:rPr>
+        <w:t>No new questions this week.</w:t>
+      </w:r>
+    </w:p>
+    <w:p>
+      <w:pPr>
+        <w:rPr>
+          <w:rFonts w:ascii="Calibri" w:hAnsi="Calibri" w:cs="Calibri"/>
+          <w:b/>
+          <w:bCs/>
+          <w:i/>
+        </w:rPr>
+      </w:pPr>
+      <w:r>
+        <w:rPr>
+          <w:rFonts w:ascii="Calibri" w:hAnsi="Calibri" w:cs="Calibri"/>
+          <w:b/>
+          <w:bCs/>
+          <w:i/>
+          <w:iCs/>
+        </w:rPr>
+        <w:t>Reading, who and what</w:t>
+      </w:r>
+    </w:p>
+    <w:p>
+      <w:pPr>
+        <w:rPr>
+          <w:rFonts w:ascii="Calibri" w:hAnsi="Calibri" w:cs="Calibri"/>
+        </w:rPr>
+      </w:pPr>
+      <w:r>
+        <w:rPr>
+          <w:rFonts w:ascii="Calibri" w:hAnsi="Calibri" w:cs="Calibri"/>
+        </w:rPr>
+        <w:t>No reading this week.</w:t>
+      </w:r>
+    </w:p>
+    <w:p>
+      <w:pPr>
+        <w:rPr>
+          <w:rFonts w:ascii="Calibri" w:hAnsi="Calibri" w:cs="Calibri"/>
+          <w:b/>
+          <w:bCs/>
+          <w:i/>
+        </w:rPr>
+      </w:pPr>
+      <w:r>
+        <w:rPr>
+          <w:rFonts w:ascii="Calibri" w:hAnsi="Calibri" w:cs="Calibri"/>
+          <w:b/>
+          <w:bCs/>
+          <w:i/>
+          <w:iCs/>
+        </w:rPr>
+        <w:t>Implementation, who and what</w:t>
+      </w:r>
+    </w:p>
+    <w:p>
+      <w:pPr>
+        <w:rPr>
+          <w:rFonts w:ascii="Calibri" w:hAnsi="Calibri" w:cs="Calibri"/>
+        </w:rPr>
+      </w:pPr>
+      <w:r>
+        <w:rPr>
+          <w:rFonts w:ascii="Calibri" w:hAnsi="Calibri" w:cs="Calibri"/>
+        </w:rPr>
+        <w:t xml:space="preserve">Oskar: Fixed a bug in the labeller — volatility is now computed per stock first, then the median stock volatility is used as the global reference for triple-barrier height scaling. Fixed a related bug in the feature scaler — technical indicators (EMA, MACD, RSI) are now computed per stock first, then the resulting feature rows are pooled to fit one global input scaler, replacing the previous approach where both steps incorrectly operated on a concatenated mixed-stock series. Valdemar: Continued integrating the historic dataset into training and testing.</w:t>
+      </w:r>
+    </w:p>
+    <w:p>
+      <w:pPr>
+        <w:rPr>
+          <w:rFonts w:ascii="Calibri" w:hAnsi="Calibri" w:cs="Calibri"/>
+          <w:b/>
+          <w:bCs/>
+          <w:i/>
+        </w:rPr>
+      </w:pPr>
+      <w:r>
+        <w:rPr>
+          <w:rFonts w:ascii="Calibri" w:hAnsi="Calibri" w:cs="Calibri"/>
+          <w:b/>
+          <w:bCs/>
+          <w:i/>
+          <w:iCs/>
+        </w:rPr>
+        <w:t>Results, who and what</w:t>
+      </w:r>
+    </w:p>
+    <w:p>
+      <w:pPr>
+        <w:rPr>
+          <w:rFonts w:ascii="Calibri" w:hAnsi="Calibri" w:cs="Calibri"/>
+        </w:rPr>
+      </w:pPr>
+      <w:r>
+        <w:rPr>
+          <w:rFonts w:ascii="Calibri" w:hAnsi="Calibri" w:cs="Calibri"/>
+        </w:rPr>
+        <w:t xml:space="preserve">Received and discussed peer feedback from the other group at the scheduled feedback session. Feedback points: train on more historic data; be more specific about which methods are actually used, when trades are executed, and the practicalities of execution over a given time period; train more diverse models; avoid excessive stock-related jargon (not considered a significant issue at this stage); and define a measure of success supported by statistical evidence. After the session, Oskar corrected two related bugs: the labeller now computes volatility per stock before deriving a global triple-barrier height reference from the median, and the feature scaler now computes technical indicators per stock before pooling the resulting rows to fit a single global input scaler.</w:t>
+      </w:r>
+    </w:p>
+    <w:p>
+      <w:pPr>
+        <w:rPr>
+          <w:rFonts w:ascii="Calibri" w:hAnsi="Calibri" w:cs="Calibri"/>
+          <w:b/>
+          <w:bCs/>
+          <w:i/>
+        </w:rPr>
+      </w:pPr>
+      <w:r>
+        <w:rPr>
+          <w:rFonts w:ascii="Calibri" w:hAnsi="Calibri" w:cs="Calibri"/>
+          <w:b/>
+          <w:bCs/>
+          <w:i/>
+          <w:iCs/>
+        </w:rPr>
+        <w:t>Decisions</w:t>
+      </w:r>
+    </w:p>
+    <w:p>
+      <w:pPr>
+        <w:rPr>
+          <w:rFonts w:ascii="Calibri" w:hAnsi="Calibri" w:cs="Calibri"/>
+        </w:rPr>
+      </w:pPr>
+      <w:r>
+        <w:rPr>
+          <w:rFonts w:ascii="Calibri" w:hAnsi="Calibri" w:cs="Calibri"/>
+        </w:rPr>
+        <w:t>Address the peer feedback points in the final report. Use the corrected per-stock volatility and feature scaling logic going forward. Valdemar continues work on integrating the historic dataset into training and testing.</w:t>
+      </w:r>
+    </w:p>
+    <w:p>
+      <w:pPr>
+        <w:rPr>
+          <w:rFonts w:ascii="Calibri" w:hAnsi="Calibri" w:cs="Calibri"/>
         </w:rPr>
       </w:pPr>
     </w:p>
@@ -2360,11 +2718,6 @@
           <w:rFonts w:ascii="Calibri" w:hAnsi="Calibri" w:cs="Calibri"/>
         </w:rPr>
         <w:t xml:space="preserve">Presented current model results and status of the midway report. Tue was very satisfied with the results so far. Tue could not assist much with the formalia in the report. Discussed next steps and </w:t>
-      </w:r>
-      <w:r>
-        <w:rPr>
-          <w:rFonts w:ascii="Calibri" w:hAnsi="Calibri" w:cs="Calibri"/>
-        </w:rPr>
         <w:lastRenderedPageBreak/>
         <w:t>areas to validate. Tue recommended implementing brokerage fees in the result calculation, using an ensemble or model council approach to decide whether to initiate a trade, and testing on different periods of historic data using Hugging Face data.</w:t>
       </w:r>
@@ -2532,13 +2885,7 @@
         <w:rPr>
           <w:rFonts w:ascii="Calibri" w:hAnsi="Calibri" w:cs="Calibri"/>
         </w:rPr>
-        <w:t xml:space="preserve">Oskar went to the supervisor meeting. </w:t>
-      </w:r>
-      <w:r>
-        <w:rPr>
-          <w:rFonts w:ascii="Calibri" w:hAnsi="Calibri" w:cs="Calibri"/>
-        </w:rPr>
-        <w:t>Short meeting as no work was done in the prior week due to the Easter holiday. Briefly discussed the peer feedback that needs to be given to the other group. Tue emphasised that AI should not be used when writing the feedback. Discussed one technical topic: when using triple barrier labelling, the dataset becomes imbalanced because the middle barrier (hold) outweighs the other two labels (buy and sell).</w:t>
+        <w:t>Oskar went to the supervisor meeting. Short meeting as no work was done in the prior week due to the Easter holiday. Briefly discussed the peer feedback that needs to be given to the other group. Tue emphasised that AI should not be used when writing the feedback. Discussed one technical topic: when using triple barrier labelling, the dataset becomes imbalanced because the middle barrier (hold) outweighs the other two labels (buy and sell).</w:t>
       </w:r>
     </w:p>
     <w:p>
@@ -2573,6 +2920,89 @@
           <w:rFonts w:ascii="Calibri" w:hAnsi="Calibri" w:cs="Calibri"/>
         </w:rPr>
         <w:t>Write the peer feedback for the other group without using AI. Investigate and address the class imbalance in the triple barrier labelling, where the middle barrier (hold) outweighs the buy and sell labels.</w:t>
+      </w:r>
+    </w:p>
+    <w:p>
+      <w:pPr>
+        <w:rPr>
+          <w:rFonts w:ascii="Calibri" w:hAnsi="Calibri" w:cs="Calibri"/>
+          <w:b/>
+          <w:color w:val="C00000"/>
+        </w:rPr>
+      </w:pPr>
+      <w:r>
+        <w:rPr>
+          <w:rFonts w:ascii="Calibri" w:hAnsi="Calibri" w:cs="Calibri"/>
+          <w:b/>
+          <w:color w:val="C00000"/>
+        </w:rPr>
+        <w:t>Week 16: 14.04.26</w:t>
+      </w:r>
+    </w:p>
+    <w:p>
+      <w:pPr>
+        <w:rPr>
+          <w:rFonts w:ascii="Calibri" w:hAnsi="Calibri" w:cs="Calibri"/>
+          <w:b/>
+          <w:bCs/>
+          <w:i/>
+        </w:rPr>
+      </w:pPr>
+      <w:r>
+        <w:rPr>
+          <w:rFonts w:ascii="Calibri" w:hAnsi="Calibri" w:cs="Calibri"/>
+          <w:b/>
+          <w:bCs/>
+          <w:i/>
+          <w:iCs/>
+        </w:rPr>
+        <w:t>Presentation of results since last meeting</w:t>
+      </w:r>
+    </w:p>
+    <w:p>
+      <w:pPr>
+        <w:rPr>
+          <w:rFonts w:ascii="Calibri" w:hAnsi="Calibri" w:cs="Calibri"/>
+        </w:rPr>
+      </w:pPr>
+      <w:r>
+        <w:rPr>
+          <w:rFonts w:ascii="Calibri" w:hAnsi="Calibri" w:cs="Calibri"/>
+        </w:rPr>
+        <w:t>Presented current model results and discussed next steps for validation. Tue emphasised the need to systematically test the model and validate testing accuracy on previous weeks, and to compare the ResNet model against a simple (dumb) baseline. Discussed a filter for choosing which stocks to trade when capital is available, using prior correct predictions together with the current prediction probability as features in a logistic regression. Also discussed the structure of the data section of the report and the importance of taking notation explanations seriously in the peer feedback.</w:t>
+      </w:r>
+    </w:p>
+    <w:p>
+      <w:pPr>
+        <w:rPr>
+          <w:rFonts w:ascii="Calibri" w:hAnsi="Calibri" w:cs="Calibri"/>
+          <w:b/>
+          <w:bCs/>
+          <w:i/>
+        </w:rPr>
+      </w:pPr>
+      <w:r>
+        <w:rPr>
+          <w:rFonts w:ascii="Calibri" w:hAnsi="Calibri" w:cs="Calibri"/>
+          <w:b/>
+          <w:bCs/>
+          <w:i/>
+          <w:iCs/>
+        </w:rPr>
+        <w:t>Action points for next week</w:t>
+      </w:r>
+    </w:p>
+    <w:p>
+      <w:pPr>
+        <w:rPr>
+          <w:rFonts w:ascii="Calibri" w:hAnsi="Calibri" w:cs="Calibri"/>
+        </w:rPr>
+      </w:pPr>
+      <w:r>
+        <w:rPr>
+          <w:rFonts w:ascii="Calibri" w:hAnsi="Calibri" w:cs="Calibri"/>
+        </w:rPr>
+        <w:t>Focus on systematically testing results and testing accuracy on previous weeks. Create a dumb baseline model and compare it against the ResNet model. Create a filter for choosing which stocks to trade when capital is available: use prior correct predictions as a feature in the logistic regression alongside the current prediction probability (as already used today). Specifically, review the history of each model’s predictions on individual stocks, adding +1 per correctly executed trade, and look into expanding this by including commissions to ensure profitability. Add a brief introduction to the stock market and how it relates to the dataset in the data section of the report. Take notation explanations seriously when writing the peer feedback. Plan a meeting with Tue to review results and brainstorm ideas for future development.</w:t>
       </w:r>
     </w:p>
     <w:p>

--- a/Admin/logbook.docx
+++ b/Admin/logbook.docx
@@ -2385,6 +2385,190 @@
       <w:pPr>
         <w:rPr>
           <w:rFonts w:ascii="Calibri" w:hAnsi="Calibri" w:cs="Calibri"/>
+          <w:b/>
+          <w:bCs/>
+          <w:color w:val="C00000"/>
+        </w:rPr>
+      </w:pPr>
+      <w:r>
+        <w:rPr>
+          <w:rFonts w:ascii="Calibri" w:hAnsi="Calibri" w:cs="Calibri"/>
+          <w:b/>
+          <w:bCs/>
+          <w:color w:val="C00000"/>
+        </w:rPr>
+        <w:t>Week 16: 17.04.26</w:t>
+      </w:r>
+    </w:p>
+    <w:p>
+      <w:pPr>
+        <w:rPr>
+          <w:rFonts w:ascii="Calibri" w:hAnsi="Calibri" w:cs="Calibri"/>
+          <w:b/>
+          <w:bCs/>
+          <w:i/>
+        </w:rPr>
+      </w:pPr>
+      <w:r>
+        <w:rPr>
+          <w:rFonts w:ascii="Calibri" w:hAnsi="Calibri" w:cs="Calibri"/>
+          <w:b/>
+          <w:bCs/>
+          <w:i/>
+          <w:iCs/>
+        </w:rPr>
+        <w:t>Questions</w:t>
+      </w:r>
+    </w:p>
+    <w:p>
+      <w:pPr>
+        <w:rPr>
+          <w:rFonts w:ascii="Calibri" w:hAnsi="Calibri" w:cs="Calibri"/>
+        </w:rPr>
+      </w:pPr>
+      <w:r>
+        <w:rPr>
+          <w:rFonts w:ascii="Calibri" w:hAnsi="Calibri" w:cs="Calibri"/>
+        </w:rPr>
+        <w:t>Shorts perform significantly worse than longs (average profitability of −0.44 vs 0.11) — should we switch to a long-only strategy?</w:t>
+      </w:r>
+    </w:p>
+    <w:p>
+      <w:pPr>
+        <w:rPr>
+          <w:rFonts w:ascii="Calibri" w:hAnsi="Calibri" w:cs="Calibri"/>
+          <w:b/>
+          <w:bCs/>
+          <w:i/>
+        </w:rPr>
+      </w:pPr>
+      <w:r>
+        <w:rPr>
+          <w:rFonts w:ascii="Calibri" w:hAnsi="Calibri" w:cs="Calibri"/>
+          <w:b/>
+          <w:bCs/>
+          <w:i/>
+          <w:iCs/>
+        </w:rPr>
+        <w:t>Reading, who and what</w:t>
+      </w:r>
+    </w:p>
+    <w:p>
+      <w:pPr>
+        <w:rPr>
+          <w:rFonts w:ascii="Calibri" w:hAnsi="Calibri" w:cs="Calibri"/>
+        </w:rPr>
+      </w:pPr>
+      <w:r>
+        <w:rPr>
+          <w:rFonts w:ascii="Calibri" w:hAnsi="Calibri" w:cs="Calibri"/>
+        </w:rPr>
+        <w:t>No reading this week.</w:t>
+      </w:r>
+    </w:p>
+    <w:p>
+      <w:pPr>
+        <w:rPr>
+          <w:rFonts w:ascii="Calibri" w:hAnsi="Calibri" w:cs="Calibri"/>
+          <w:b/>
+          <w:bCs/>
+          <w:i/>
+        </w:rPr>
+      </w:pPr>
+      <w:r>
+        <w:rPr>
+          <w:rFonts w:ascii="Calibri" w:hAnsi="Calibri" w:cs="Calibri"/>
+          <w:b/>
+          <w:bCs/>
+          <w:i/>
+          <w:iCs/>
+        </w:rPr>
+        <w:t>Implementation, who and what</w:t>
+      </w:r>
+    </w:p>
+    <w:p>
+      <w:pPr>
+        <w:rPr>
+          <w:rFonts w:ascii="Calibri" w:hAnsi="Calibri" w:cs="Calibri"/>
+        </w:rPr>
+      </w:pPr>
+      <w:r>
+        <w:rPr>
+          <w:rFonts w:ascii="Calibri" w:hAnsi="Calibri" w:cs="Calibri"/>
+        </w:rPr>
+        <w:t xml:space="preserve">Worked separately this week. Oskar: Implemented a logistic regression meta model on top of the neural network. The meta model takes four features: confidence/probability, historic performance per ticker, number of executed trades on the ticker, and side (short or long). It is trained on the validation split predictions and evaluated on the test split. This shifts the model from purely accounting for risk (probability of being correct) to picking trades with the highest expected reward (risk + reward). The meta model output is used as a filter — only trades with a meta score above a threshold are executed, and the threshold is higher for shorts because shorts are, on average, less profitable. Valdemar: Integrated the Hugging Face historical dataset into the pipeline in the same format as the Yahoo Finance data. Fabian: Finished the problem framing section of the report and added a deep explanation of ResNets.</w:t>
+      </w:r>
+    </w:p>
+    <w:p>
+      <w:pPr>
+        <w:rPr>
+          <w:rFonts w:ascii="Calibri" w:hAnsi="Calibri" w:cs="Calibri"/>
+          <w:b/>
+          <w:bCs/>
+          <w:i/>
+        </w:rPr>
+      </w:pPr>
+      <w:r>
+        <w:rPr>
+          <w:rFonts w:ascii="Calibri" w:hAnsi="Calibri" w:cs="Calibri"/>
+          <w:b/>
+          <w:bCs/>
+          <w:i/>
+          <w:iCs/>
+        </w:rPr>
+        <w:t>Results, who and what</w:t>
+      </w:r>
+    </w:p>
+    <w:p>
+      <w:pPr>
+        <w:rPr>
+          <w:rFonts w:ascii="Calibri" w:hAnsi="Calibri" w:cs="Calibri"/>
+        </w:rPr>
+      </w:pPr>
+      <w:r>
+        <w:rPr>
+          <w:rFonts w:ascii="Calibri" w:hAnsi="Calibri" w:cs="Calibri"/>
+        </w:rPr>
+        <w:t xml:space="preserve">Under a constant time horizon, an A/B test of the meta model showed positive net returns with the filter applied, compared to negative net returns without it. Shorts were found to perform significantly worse than longs — average profitability of −0.44 for shorts versus 0.11 for longs. The Hugging Face historical dataset is now integrated into the pipeline alongside the Yahoo Finance data. The problem framing section of the report is complete, including a deep explanation of ResNets.</w:t>
+      </w:r>
+    </w:p>
+    <w:p>
+      <w:pPr>
+        <w:rPr>
+          <w:rFonts w:ascii="Calibri" w:hAnsi="Calibri" w:cs="Calibri"/>
+          <w:b/>
+          <w:bCs/>
+          <w:i/>
+        </w:rPr>
+      </w:pPr>
+      <w:r>
+        <w:rPr>
+          <w:rFonts w:ascii="Calibri" w:hAnsi="Calibri" w:cs="Calibri"/>
+          <w:b/>
+          <w:bCs/>
+          <w:i/>
+          <w:iCs/>
+        </w:rPr>
+        <w:t>Decisions</w:t>
+      </w:r>
+    </w:p>
+    <w:p>
+      <w:pPr>
+        <w:rPr>
+          <w:rFonts w:ascii="Calibri" w:hAnsi="Calibri" w:cs="Calibri"/>
+        </w:rPr>
+      </w:pPr>
+      <w:r>
+        <w:rPr>
+          <w:rFonts w:ascii="Calibri" w:hAnsi="Calibri" w:cs="Calibri"/>
+        </w:rPr>
+        <w:t>Keep the logistic regression meta model as a filter on top of the neural network, with a higher execution threshold for shorts than for longs. Raise the long-only strategy question with Tue at the next supervisor meeting given the significantly worse performance of shorts. Use the Hugging Face historical dataset alongside the Yahoo Finance data going forward.</w:t>
+      </w:r>
+    </w:p>
+    <w:p>
+      <w:pPr>
+        <w:rPr>
+          <w:rFonts w:ascii="Calibri" w:hAnsi="Calibri" w:cs="Calibri"/>
         </w:rPr>
       </w:pPr>
     </w:p>
@@ -3003,6 +3187,89 @@
           <w:rFonts w:ascii="Calibri" w:hAnsi="Calibri" w:cs="Calibri"/>
         </w:rPr>
         <w:t>Focus on systematically testing results and testing accuracy on previous weeks. Create a dumb baseline model and compare it against the ResNet model. Create a filter for choosing which stocks to trade when capital is available: use prior correct predictions as a feature in the logistic regression alongside the current prediction probability (as already used today). Specifically, review the history of each model’s predictions on individual stocks, adding +1 per correctly executed trade, and look into expanding this by including commissions to ensure profitability. Add a brief introduction to the stock market and how it relates to the dataset in the data section of the report. Take notation explanations seriously when writing the peer feedback. Plan a meeting with Tue to review results and brainstorm ideas for future development.</w:t>
+      </w:r>
+    </w:p>
+    <w:p>
+      <w:pPr>
+        <w:rPr>
+          <w:rFonts w:ascii="Calibri" w:hAnsi="Calibri" w:cs="Calibri"/>
+          <w:b/>
+          <w:color w:val="C00000"/>
+        </w:rPr>
+      </w:pPr>
+      <w:r>
+        <w:rPr>
+          <w:rFonts w:ascii="Calibri" w:hAnsi="Calibri" w:cs="Calibri"/>
+          <w:b/>
+          <w:color w:val="C00000"/>
+        </w:rPr>
+        <w:t>Week 17: 21.04.26</w:t>
+      </w:r>
+    </w:p>
+    <w:p>
+      <w:pPr>
+        <w:rPr>
+          <w:rFonts w:ascii="Calibri" w:hAnsi="Calibri" w:cs="Calibri"/>
+          <w:b/>
+          <w:bCs/>
+          <w:i/>
+        </w:rPr>
+      </w:pPr>
+      <w:r>
+        <w:rPr>
+          <w:rFonts w:ascii="Calibri" w:hAnsi="Calibri" w:cs="Calibri"/>
+          <w:b/>
+          <w:bCs/>
+          <w:i/>
+          <w:iCs/>
+        </w:rPr>
+        <w:t>Presentation of results since last meeting</w:t>
+      </w:r>
+    </w:p>
+    <w:p>
+      <w:pPr>
+        <w:rPr>
+          <w:rFonts w:ascii="Calibri" w:hAnsi="Calibri" w:cs="Calibri"/>
+        </w:rPr>
+      </w:pPr>
+      <w:r>
+        <w:rPr>
+          <w:rFonts w:ascii="Calibri" w:hAnsi="Calibri" w:cs="Calibri"/>
+        </w:rPr>
+        <w:t xml:space="preserve">Presented the new logistic regression meta model built on top of the neural network, which takes confidence/probability, historic performance per ticker, number of executed trades on the ticker, and side as features and filters trades by a score threshold (higher for shorts). Showed the A/B test where the meta model turned negative net returns into positive net returns under a constant time horizon. Discussed that shorts perform significantly worse than longs (average profitability −0.44 vs 0.11) and raised whether to switch to a long-only strategy. Also covered the Hugging Face historical dataset integration and the completed problem framing section of the report.</w:t>
+      </w:r>
+    </w:p>
+    <w:p>
+      <w:pPr>
+        <w:rPr>
+          <w:rFonts w:ascii="Calibri" w:hAnsi="Calibri" w:cs="Calibri"/>
+          <w:b/>
+          <w:bCs/>
+          <w:i/>
+        </w:rPr>
+      </w:pPr>
+      <w:r>
+        <w:rPr>
+          <w:rFonts w:ascii="Calibri" w:hAnsi="Calibri" w:cs="Calibri"/>
+          <w:b/>
+          <w:bCs/>
+          <w:i/>
+          <w:iCs/>
+        </w:rPr>
+        <w:t>Action points for next week</w:t>
+      </w:r>
+    </w:p>
+    <w:p>
+      <w:pPr>
+        <w:rPr>
+          <w:rFonts w:ascii="Calibri" w:hAnsi="Calibri" w:cs="Calibri"/>
+        </w:rPr>
+      </w:pPr>
+      <w:r>
+        <w:rPr>
+          <w:rFonts w:ascii="Calibri" w:hAnsi="Calibri" w:cs="Calibri"/>
+        </w:rPr>
+        <w:t>Read about federated learning (FED). Build a dumb baseline model for comparison. Experiment with additional features in the model. Compare the baseline, the single model, and the council/ensemble approach side by side.</w:t>
       </w:r>
     </w:p>
     <w:p>

--- a/Admin/logbook.docx
+++ b/Admin/logbook.docx
@@ -2563,6 +2563,190 @@
           <w:rFonts w:ascii="Calibri" w:hAnsi="Calibri" w:cs="Calibri"/>
         </w:rPr>
         <w:t>Keep the logistic regression meta model as a filter on top of the neural network, with a higher execution threshold for shorts than for longs. Raise the long-only strategy question with Tue at the next supervisor meeting given the significantly worse performance of shorts. Use the Hugging Face historical dataset alongside the Yahoo Finance data going forward.</w:t>
+      </w:r>
+    </w:p>
+    <w:p>
+      <w:pPr>
+        <w:rPr>
+          <w:rFonts w:ascii="Calibri" w:hAnsi="Calibri" w:cs="Calibri"/>
+          <w:b/>
+          <w:bCs/>
+          <w:color w:val="C00000"/>
+        </w:rPr>
+      </w:pPr>
+      <w:r>
+        <w:rPr>
+          <w:rFonts w:ascii="Calibri" w:hAnsi="Calibri" w:cs="Calibri"/>
+          <w:b/>
+          <w:bCs/>
+          <w:color w:val="C00000"/>
+        </w:rPr>
+        <w:t>Week 17: 22.04.26</w:t>
+      </w:r>
+    </w:p>
+    <w:p>
+      <w:pPr>
+        <w:rPr>
+          <w:rFonts w:ascii="Calibri" w:hAnsi="Calibri" w:cs="Calibri"/>
+          <w:b/>
+          <w:bCs/>
+          <w:i/>
+        </w:rPr>
+      </w:pPr>
+      <w:r>
+        <w:rPr>
+          <w:rFonts w:ascii="Calibri" w:hAnsi="Calibri" w:cs="Calibri"/>
+          <w:b/>
+          <w:bCs/>
+          <w:i/>
+          <w:iCs/>
+        </w:rPr>
+        <w:t>Questions</w:t>
+      </w:r>
+    </w:p>
+    <w:p>
+      <w:pPr>
+        <w:rPr>
+          <w:rFonts w:ascii="Calibri" w:hAnsi="Calibri" w:cs="Calibri"/>
+        </w:rPr>
+      </w:pPr>
+      <w:r>
+        <w:rPr>
+          <w:rFonts w:ascii="Calibri" w:hAnsi="Calibri" w:cs="Calibri"/>
+        </w:rPr>
+        <w:t>No new questions this week.</w:t>
+      </w:r>
+    </w:p>
+    <w:p>
+      <w:pPr>
+        <w:rPr>
+          <w:rFonts w:ascii="Calibri" w:hAnsi="Calibri" w:cs="Calibri"/>
+          <w:b/>
+          <w:bCs/>
+          <w:i/>
+        </w:rPr>
+      </w:pPr>
+      <w:r>
+        <w:rPr>
+          <w:rFonts w:ascii="Calibri" w:hAnsi="Calibri" w:cs="Calibri"/>
+          <w:b/>
+          <w:bCs/>
+          <w:i/>
+          <w:iCs/>
+        </w:rPr>
+        <w:t>Reading, who and what</w:t>
+      </w:r>
+    </w:p>
+    <w:p>
+      <w:pPr>
+        <w:rPr>
+          <w:rFonts w:ascii="Calibri" w:hAnsi="Calibri" w:cs="Calibri"/>
+        </w:rPr>
+      </w:pPr>
+      <w:r>
+        <w:rPr>
+          <w:rFonts w:ascii="Calibri" w:hAnsi="Calibri" w:cs="Calibri"/>
+        </w:rPr>
+        <w:t>No reading this week.</w:t>
+      </w:r>
+    </w:p>
+    <w:p>
+      <w:pPr>
+        <w:rPr>
+          <w:rFonts w:ascii="Calibri" w:hAnsi="Calibri" w:cs="Calibri"/>
+          <w:b/>
+          <w:bCs/>
+          <w:i/>
+        </w:rPr>
+      </w:pPr>
+      <w:r>
+        <w:rPr>
+          <w:rFonts w:ascii="Calibri" w:hAnsi="Calibri" w:cs="Calibri"/>
+          <w:b/>
+          <w:bCs/>
+          <w:i/>
+          <w:iCs/>
+        </w:rPr>
+        <w:t>Implementation, who and what</w:t>
+      </w:r>
+    </w:p>
+    <w:p>
+      <w:pPr>
+        <w:rPr>
+          <w:rFonts w:ascii="Calibri" w:hAnsi="Calibri" w:cs="Calibri"/>
+        </w:rPr>
+      </w:pPr>
+      <w:r>
+        <w:rPr>
+          <w:rFonts w:ascii="Calibri" w:hAnsi="Calibri" w:cs="Calibri"/>
+        </w:rPr>
+        <w:t xml:space="preserve">Oskar: Implemented a benchmark comparing the ensemble model, the single model, a simple baseline and a random baseline so that results can be put side by side. Walked through the meta model end-to-end and tuned the meta threshold parameter. Changed the exchange fee assumption from 8 bps to 4 bps to better reflect realistic trading costs. Fabian: Continued working on the model explanations section of the report, specifically RNN, CNN and LSTM. Valdemar: Applied round-trip brokerage fees to the triple barrier labelling so that labels reflect net returns after costs. Began writing the section on the model council implementation.</w:t>
+      </w:r>
+    </w:p>
+    <w:p>
+      <w:pPr>
+        <w:rPr>
+          <w:rFonts w:ascii="Calibri" w:hAnsi="Calibri" w:cs="Calibri"/>
+          <w:b/>
+          <w:bCs/>
+          <w:i/>
+        </w:rPr>
+      </w:pPr>
+      <w:r>
+        <w:rPr>
+          <w:rFonts w:ascii="Calibri" w:hAnsi="Calibri" w:cs="Calibri"/>
+          <w:b/>
+          <w:bCs/>
+          <w:i/>
+          <w:iCs/>
+        </w:rPr>
+        <w:t>Results, who and what</w:t>
+      </w:r>
+    </w:p>
+    <w:p>
+      <w:pPr>
+        <w:rPr>
+          <w:rFonts w:ascii="Calibri" w:hAnsi="Calibri" w:cs="Calibri"/>
+        </w:rPr>
+      </w:pPr>
+      <w:r>
+        <w:rPr>
+          <w:rFonts w:ascii="Calibri" w:hAnsi="Calibri" w:cs="Calibri"/>
+        </w:rPr>
+        <w:t xml:space="preserve">The benchmark framework is in place and can now compare the ensemble model, the single model, a simple baseline and a random baseline. The meta model was reviewed end-to-end and its threshold parameter was tuned. The exchange fee was updated from 8 bps to 4 bps. Round-trip brokerage fees are now factored into the triple barrier labelling, so labels reflect net outcomes after costs. The model explanation coverage of RNN, CNN and LSTM in the report progressed, and a first draft of the model council section was started.</w:t>
+      </w:r>
+    </w:p>
+    <w:p>
+      <w:pPr>
+        <w:rPr>
+          <w:rFonts w:ascii="Calibri" w:hAnsi="Calibri" w:cs="Calibri"/>
+          <w:b/>
+          <w:bCs/>
+          <w:i/>
+        </w:rPr>
+      </w:pPr>
+      <w:r>
+        <w:rPr>
+          <w:rFonts w:ascii="Calibri" w:hAnsi="Calibri" w:cs="Calibri"/>
+          <w:b/>
+          <w:bCs/>
+          <w:i/>
+          <w:iCs/>
+        </w:rPr>
+        <w:t>Decisions</w:t>
+      </w:r>
+    </w:p>
+    <w:p>
+      <w:pPr>
+        <w:rPr>
+          <w:rFonts w:ascii="Calibri" w:hAnsi="Calibri" w:cs="Calibri"/>
+        </w:rPr>
+      </w:pPr>
+      <w:r>
+        <w:rPr>
+          <w:rFonts w:ascii="Calibri" w:hAnsi="Calibri" w:cs="Calibri"/>
+        </w:rPr>
+        <w:t>Use the new benchmark to compare the ensemble, single and simple baseline models side by side going forward, as agreed with Tue. Keep the updated 4 bps exchange fee and the round-trip brokerage fees applied to the triple barrier labelling. Continue writing the final report: Fabian on the RNN, CNN and LSTM model explanations, Valdemar on the model council section.</w:t>
       </w:r>
     </w:p>
     <w:p>
